--- a/lessons/6-3/homework.docx
+++ b/lessons/6-3/homework.docx
@@ -106,7 +106,55 @@
     </w:p>
     <w:p>
       <w:pPr>
-        <w:spacing w:after="60"/>
+        <w:keepNext/>
+        <w:spacing w:after="20" w:before="80"/>
+        <w:jc w:val="center"/>
+      </w:pPr>
+      <w:r>
+        <w:drawing>
+          <wp:inline distT="0" distB="0" distL="0" distR="0">
+            <wp:extent cx="1047750" cy="790575"/>
+            <wp:effectExtent t="0" r="0" b="0" l="0"/>
+            <wp:docPr id="1" name="" descr="" title=""/>
+            <wp:cNvGraphicFramePr>
+              <a:graphicFrameLocks xmlns:a="http://schemas.openxmlformats.org/drawingml/2006/main" noChangeAspect="1"/>
+            </wp:cNvGraphicFramePr>
+            <a:graphic xmlns:a="http://schemas.openxmlformats.org/drawingml/2006/main">
+              <a:graphicData uri="http://schemas.openxmlformats.org/drawingml/2006/picture">
+                <pic:pic xmlns:pic="http://schemas.openxmlformats.org/drawingml/2006/picture">
+                  <pic:nvPicPr>
+                    <pic:cNvPr id="0" name="" descr=""/>
+                    <pic:cNvPicPr>
+                      <a:picLocks noChangeAspect="1" noChangeArrowheads="1"/>
+                    </pic:cNvPicPr>
+                  </pic:nvPicPr>
+                  <pic:blipFill>
+                    <a:blip r:embed="rId7" cstate="none"/>
+                    <a:srcRect/>
+                    <a:stretch>
+                      <a:fillRect/>
+                    </a:stretch>
+                  </pic:blipFill>
+                  <pic:spPr bwMode="auto">
+                    <a:xfrm>
+                      <a:off x="0" y="0"/>
+                      <a:ext cx="1047750" cy="790575"/>
+                    </a:xfrm>
+                    <a:prstGeom prst="rect">
+                      <a:avLst/>
+                    </a:prstGeom>
+                  </pic:spPr>
+                </pic:pic>
+              </a:graphicData>
+            </a:graphic>
+          </wp:inline>
+        </w:drawing>
+      </w:r>
+    </w:p>
+    <w:p>
+      <w:pPr>
+        <w:keepNext/>
+        <w:spacing w:after="120"/>
       </w:pPr>
       <w:r>
         <w:rPr>
@@ -116,12 +164,60 @@
         <w:t xml:space="preserve">Variable (Variable)</w:t>
       </w:r>
       <w:r>
-        <w:t xml:space="preserve"> — A letter that represents an unknown or changing value</w:t>
-      </w:r>
-    </w:p>
-    <w:p>
-      <w:pPr>
-        <w:spacing w:after="60"/>
+        <w:t xml:space="preserve"> — A letter that stands for a number that is unknown or can change.</w:t>
+      </w:r>
+    </w:p>
+    <w:p>
+      <w:pPr>
+        <w:keepNext/>
+        <w:spacing w:after="20" w:before="80"/>
+        <w:jc w:val="center"/>
+      </w:pPr>
+      <w:r>
+        <w:drawing>
+          <wp:inline distT="0" distB="0" distL="0" distR="0">
+            <wp:extent cx="1047750" cy="790575"/>
+            <wp:effectExtent t="0" r="0" b="0" l="0"/>
+            <wp:docPr id="1" name="" descr="" title=""/>
+            <wp:cNvGraphicFramePr>
+              <a:graphicFrameLocks xmlns:a="http://schemas.openxmlformats.org/drawingml/2006/main" noChangeAspect="1"/>
+            </wp:cNvGraphicFramePr>
+            <a:graphic xmlns:a="http://schemas.openxmlformats.org/drawingml/2006/main">
+              <a:graphicData uri="http://schemas.openxmlformats.org/drawingml/2006/picture">
+                <pic:pic xmlns:pic="http://schemas.openxmlformats.org/drawingml/2006/picture">
+                  <pic:nvPicPr>
+                    <pic:cNvPr id="0" name="" descr=""/>
+                    <pic:cNvPicPr>
+                      <a:picLocks noChangeAspect="1" noChangeArrowheads="1"/>
+                    </pic:cNvPicPr>
+                  </pic:nvPicPr>
+                  <pic:blipFill>
+                    <a:blip r:embed="rId8" cstate="none"/>
+                    <a:srcRect/>
+                    <a:stretch>
+                      <a:fillRect/>
+                    </a:stretch>
+                  </pic:blipFill>
+                  <pic:spPr bwMode="auto">
+                    <a:xfrm>
+                      <a:off x="0" y="0"/>
+                      <a:ext cx="1047750" cy="790575"/>
+                    </a:xfrm>
+                    <a:prstGeom prst="rect">
+                      <a:avLst/>
+                    </a:prstGeom>
+                  </pic:spPr>
+                </pic:pic>
+              </a:graphicData>
+            </a:graphic>
+          </wp:inline>
+        </w:drawing>
+      </w:r>
+    </w:p>
+    <w:p>
+      <w:pPr>
+        <w:keepNext/>
+        <w:spacing w:after="120"/>
       </w:pPr>
       <w:r>
         <w:rPr>
@@ -131,12 +227,60 @@
         <w:t xml:space="preserve">Algebraic Expression (Expresión algebraica)</w:t>
       </w:r>
       <w:r>
-        <w:t xml:space="preserve"> — A mathematical phrase that includes at least one variable</w:t>
-      </w:r>
-    </w:p>
-    <w:p>
-      <w:pPr>
-        <w:spacing w:after="60"/>
+        <w:t xml:space="preserve"> — A math phrase that has at least one letter.</w:t>
+      </w:r>
+    </w:p>
+    <w:p>
+      <w:pPr>
+        <w:keepNext/>
+        <w:spacing w:after="20" w:before="80"/>
+        <w:jc w:val="center"/>
+      </w:pPr>
+      <w:r>
+        <w:drawing>
+          <wp:inline distT="0" distB="0" distL="0" distR="0">
+            <wp:extent cx="1047750" cy="790575"/>
+            <wp:effectExtent t="0" r="0" b="0" l="0"/>
+            <wp:docPr id="1" name="" descr="" title=""/>
+            <wp:cNvGraphicFramePr>
+              <a:graphicFrameLocks xmlns:a="http://schemas.openxmlformats.org/drawingml/2006/main" noChangeAspect="1"/>
+            </wp:cNvGraphicFramePr>
+            <a:graphic xmlns:a="http://schemas.openxmlformats.org/drawingml/2006/main">
+              <a:graphicData uri="http://schemas.openxmlformats.org/drawingml/2006/picture">
+                <pic:pic xmlns:pic="http://schemas.openxmlformats.org/drawingml/2006/picture">
+                  <pic:nvPicPr>
+                    <pic:cNvPr id="0" name="" descr=""/>
+                    <pic:cNvPicPr>
+                      <a:picLocks noChangeAspect="1" noChangeArrowheads="1"/>
+                    </pic:cNvPicPr>
+                  </pic:nvPicPr>
+                  <pic:blipFill>
+                    <a:blip r:embed="rId9" cstate="none"/>
+                    <a:srcRect/>
+                    <a:stretch>
+                      <a:fillRect/>
+                    </a:stretch>
+                  </pic:blipFill>
+                  <pic:spPr bwMode="auto">
+                    <a:xfrm>
+                      <a:off x="0" y="0"/>
+                      <a:ext cx="1047750" cy="790575"/>
+                    </a:xfrm>
+                    <a:prstGeom prst="rect">
+                      <a:avLst/>
+                    </a:prstGeom>
+                  </pic:spPr>
+                </pic:pic>
+              </a:graphicData>
+            </a:graphic>
+          </wp:inline>
+        </w:drawing>
+      </w:r>
+    </w:p>
+    <w:p>
+      <w:pPr>
+        <w:keepNext/>
+        <w:spacing w:after="120"/>
       </w:pPr>
       <w:r>
         <w:rPr>
@@ -146,12 +290,60 @@
         <w:t xml:space="preserve">Coefficient (Coeficiente)</w:t>
       </w:r>
       <w:r>
-        <w:t xml:space="preserve"> — The number multiplied by a variable</w:t>
-      </w:r>
-    </w:p>
-    <w:p>
-      <w:pPr>
-        <w:spacing w:after="60"/>
+        <w:t xml:space="preserve"> — The number in front of a letter, like the 3 in 3x.</w:t>
+      </w:r>
+    </w:p>
+    <w:p>
+      <w:pPr>
+        <w:keepNext/>
+        <w:spacing w:after="20" w:before="80"/>
+        <w:jc w:val="center"/>
+      </w:pPr>
+      <w:r>
+        <w:drawing>
+          <wp:inline distT="0" distB="0" distL="0" distR="0">
+            <wp:extent cx="1047750" cy="790575"/>
+            <wp:effectExtent t="0" r="0" b="0" l="0"/>
+            <wp:docPr id="1" name="" descr="" title=""/>
+            <wp:cNvGraphicFramePr>
+              <a:graphicFrameLocks xmlns:a="http://schemas.openxmlformats.org/drawingml/2006/main" noChangeAspect="1"/>
+            </wp:cNvGraphicFramePr>
+            <a:graphic xmlns:a="http://schemas.openxmlformats.org/drawingml/2006/main">
+              <a:graphicData uri="http://schemas.openxmlformats.org/drawingml/2006/picture">
+                <pic:pic xmlns:pic="http://schemas.openxmlformats.org/drawingml/2006/picture">
+                  <pic:nvPicPr>
+                    <pic:cNvPr id="0" name="" descr=""/>
+                    <pic:cNvPicPr>
+                      <a:picLocks noChangeAspect="1" noChangeArrowheads="1"/>
+                    </pic:cNvPicPr>
+                  </pic:nvPicPr>
+                  <pic:blipFill>
+                    <a:blip r:embed="rId10" cstate="none"/>
+                    <a:srcRect/>
+                    <a:stretch>
+                      <a:fillRect/>
+                    </a:stretch>
+                  </pic:blipFill>
+                  <pic:spPr bwMode="auto">
+                    <a:xfrm>
+                      <a:off x="0" y="0"/>
+                      <a:ext cx="1047750" cy="790575"/>
+                    </a:xfrm>
+                    <a:prstGeom prst="rect">
+                      <a:avLst/>
+                    </a:prstGeom>
+                  </pic:spPr>
+                </pic:pic>
+              </a:graphicData>
+            </a:graphic>
+          </wp:inline>
+        </w:drawing>
+      </w:r>
+    </w:p>
+    <w:p>
+      <w:pPr>
+        <w:keepNext/>
+        <w:spacing w:after="120"/>
       </w:pPr>
       <w:r>
         <w:rPr>
@@ -161,12 +353,60 @@
         <w:t xml:space="preserve">Constant (Constante)</w:t>
       </w:r>
       <w:r>
-        <w:t xml:space="preserve"> — A number that does not change; it has no variable attached</w:t>
-      </w:r>
-    </w:p>
-    <w:p>
-      <w:pPr>
-        <w:spacing w:after="60"/>
+        <w:t xml:space="preserve"> — A number on its own that does not change.</w:t>
+      </w:r>
+    </w:p>
+    <w:p>
+      <w:pPr>
+        <w:keepNext/>
+        <w:spacing w:after="20" w:before="80"/>
+        <w:jc w:val="center"/>
+      </w:pPr>
+      <w:r>
+        <w:drawing>
+          <wp:inline distT="0" distB="0" distL="0" distR="0">
+            <wp:extent cx="1047750" cy="790575"/>
+            <wp:effectExtent t="0" r="0" b="0" l="0"/>
+            <wp:docPr id="1" name="" descr="" title=""/>
+            <wp:cNvGraphicFramePr>
+              <a:graphicFrameLocks xmlns:a="http://schemas.openxmlformats.org/drawingml/2006/main" noChangeAspect="1"/>
+            </wp:cNvGraphicFramePr>
+            <a:graphic xmlns:a="http://schemas.openxmlformats.org/drawingml/2006/main">
+              <a:graphicData uri="http://schemas.openxmlformats.org/drawingml/2006/picture">
+                <pic:pic xmlns:pic="http://schemas.openxmlformats.org/drawingml/2006/picture">
+                  <pic:nvPicPr>
+                    <pic:cNvPr id="0" name="" descr=""/>
+                    <pic:cNvPicPr>
+                      <a:picLocks noChangeAspect="1" noChangeArrowheads="1"/>
+                    </pic:cNvPicPr>
+                  </pic:nvPicPr>
+                  <pic:blipFill>
+                    <a:blip r:embed="rId11" cstate="none"/>
+                    <a:srcRect/>
+                    <a:stretch>
+                      <a:fillRect/>
+                    </a:stretch>
+                  </pic:blipFill>
+                  <pic:spPr bwMode="auto">
+                    <a:xfrm>
+                      <a:off x="0" y="0"/>
+                      <a:ext cx="1047750" cy="790575"/>
+                    </a:xfrm>
+                    <a:prstGeom prst="rect">
+                      <a:avLst/>
+                    </a:prstGeom>
+                  </pic:spPr>
+                </pic:pic>
+              </a:graphicData>
+            </a:graphic>
+          </wp:inline>
+        </w:drawing>
+      </w:r>
+    </w:p>
+    <w:p>
+      <w:pPr>
+        <w:keepNext/>
+        <w:spacing w:after="120"/>
       </w:pPr>
       <w:r>
         <w:rPr>
@@ -176,7 +416,7 @@
         <w:t xml:space="preserve">Like terms (Términos semejantes)</w:t>
       </w:r>
       <w:r>
-        <w:t xml:space="preserve"> — Terms with the same variable raised to the same power</w:t>
+        <w:t xml:space="preserve"> — Terms with the same letter, like 2x and 5x.</w:t>
       </w:r>
     </w:p>
     <w:p>

--- a/lessons/6-3/homework.docx
+++ b/lessons/6-3/homework.docx
@@ -24,7 +24,7 @@
           <w:i/>
           <w:iCs/>
         </w:rPr>
-        <w:t xml:space="preserve">Lesson 6-3  •  Standard 6.EE.2a</w:t>
+        <w:t xml:space="preserve">Lesson 6-3  •  Standard 6.AT.6a</w:t>
       </w:r>
     </w:p>
     <w:p>
@@ -1115,39 +1115,43 @@
           <w:b/>
           <w:bCs/>
         </w:rPr>
-        <w:t xml:space="preserve">6. Which expression means '5 more than a number n'?</w:t>
-      </w:r>
-    </w:p>
-    <w:p>
-      <w:pPr>
-        <w:spacing w:after="40" w:before="0"/>
-      </w:pPr>
-      <w:r>
-        <w:t xml:space="preserve">     A. n + 5</w:t>
-      </w:r>
-    </w:p>
-    <w:p>
-      <w:pPr>
-        <w:spacing w:after="40" w:before="0"/>
-      </w:pPr>
-      <w:r>
-        <w:t xml:space="preserve">     B. 5n</w:t>
-      </w:r>
-    </w:p>
-    <w:p>
-      <w:pPr>
-        <w:spacing w:after="40" w:before="0"/>
-      </w:pPr>
-      <w:r>
-        <w:t xml:space="preserve">     C. n − 5</w:t>
-      </w:r>
-    </w:p>
-    <w:p>
-      <w:pPr>
-        <w:spacing w:after="40" w:before="0"/>
-      </w:pPr>
-      <w:r>
-        <w:t xml:space="preserve">     D. 5 − n</w:t>
+        <w:t xml:space="preserve">6. onLevel — Spot the Common Mistake</w:t>
+      </w:r>
+    </w:p>
+    <w:p>
+      <w:pPr>
+        <w:spacing w:after="40" w:before="0"/>
+      </w:pPr>
+      <w:r>
+        <w:t xml:space="preserve">   Step 1 (Read): A student is working on Write Algebraic Expressions.</w:t>
+      </w:r>
+    </w:p>
+    <w:p>
+      <w:pPr>
+        <w:spacing w:after="40" w:before="0"/>
+      </w:pPr>
+      <w:r>
+        <w:t xml:space="preserve">   Step 2 (Attempt): They ignored the rule: Words like "each" or "per" mean multiply, and "plus" or "more than" mean add.</w:t>
+      </w:r>
+    </w:p>
+    <w:p>
+      <w:pPr>
+        <w:spacing w:after="40" w:before="0"/>
+      </w:pPr>
+      <w:r>
+        <w:t xml:space="preserve">   Step 3 (Check): The answer does not match the math rule from class.</w:t>
+      </w:r>
+    </w:p>
+    <w:p>
+      <w:pPr>
+        <w:spacing w:after="60" w:before="0"/>
+      </w:pPr>
+      <w:r>
+        <w:rPr>
+          <w:i/>
+          <w:iCs/>
+        </w:rPr>
+        <w:t xml:space="preserve">Which step has the mistake? Explain and fix it:</w:t>
       </w:r>
     </w:p>
     <w:p>
@@ -1163,6 +1167,28 @@
     </w:p>
     <w:p>
       <w:pPr>
+        <w:spacing w:after="60" w:before="120"/>
+      </w:pPr>
+      <w:r>
+        <w:rPr>
+          <w:color w:val="BBBBBB"/>
+        </w:rPr>
+        <w:t xml:space="preserve">______________________________________________________________________</w:t>
+      </w:r>
+    </w:p>
+    <w:p>
+      <w:pPr>
+        <w:spacing w:after="60" w:before="120"/>
+      </w:pPr>
+      <w:r>
+        <w:rPr>
+          <w:color w:val="BBBBBB"/>
+        </w:rPr>
+        <w:t xml:space="preserve">______________________________________________________________________</w:t>
+      </w:r>
+    </w:p>
+    <w:p>
+      <w:pPr>
         <w:spacing w:after="80" w:before="0"/>
       </w:pPr>
       <w:r>
@@ -1170,39 +1196,39 @@
           <w:b/>
           <w:bCs/>
         </w:rPr>
-        <w:t xml:space="preserve">7. Which expression means 'the product of 7 and a number x'?</w:t>
-      </w:r>
-    </w:p>
-    <w:p>
-      <w:pPr>
-        <w:spacing w:after="40" w:before="0"/>
-      </w:pPr>
-      <w:r>
-        <w:t xml:space="preserve">     A. 7x</w:t>
-      </w:r>
-    </w:p>
-    <w:p>
-      <w:pPr>
-        <w:spacing w:after="40" w:before="0"/>
-      </w:pPr>
-      <w:r>
-        <w:t xml:space="preserve">     B. 7 + x</w:t>
-      </w:r>
-    </w:p>
-    <w:p>
-      <w:pPr>
-        <w:spacing w:after="40" w:before="0"/>
-      </w:pPr>
-      <w:r>
-        <w:t xml:space="preserve">     C. x − 7</w:t>
-      </w:r>
-    </w:p>
-    <w:p>
-      <w:pPr>
-        <w:spacing w:after="40" w:before="0"/>
-      </w:pPr>
-      <w:r>
-        <w:t xml:space="preserve">     D. x ÷ 7</w:t>
+        <w:t xml:space="preserve">7. Line 1: A lyric says '7 more than a number of beats n.' Which expression matches?</w:t>
+      </w:r>
+    </w:p>
+    <w:p>
+      <w:pPr>
+        <w:spacing w:after="40" w:before="0"/>
+      </w:pPr>
+      <w:r>
+        <w:t xml:space="preserve">     A. n + 7</w:t>
+      </w:r>
+    </w:p>
+    <w:p>
+      <w:pPr>
+        <w:spacing w:after="40" w:before="0"/>
+      </w:pPr>
+      <w:r>
+        <w:t xml:space="preserve">     B. 7n</w:t>
+      </w:r>
+    </w:p>
+    <w:p>
+      <w:pPr>
+        <w:spacing w:after="40" w:before="0"/>
+      </w:pPr>
+      <w:r>
+        <w:t xml:space="preserve">     C. n − 7</w:t>
+      </w:r>
+    </w:p>
+    <w:p>
+      <w:pPr>
+        <w:spacing w:after="40" w:before="0"/>
+      </w:pPr>
+      <w:r>
+        <w:t xml:space="preserve">     D. 7 − n</w:t>
       </w:r>
     </w:p>
     <w:p>
@@ -1225,39 +1251,39 @@
           <w:b/>
           <w:bCs/>
         </w:rPr>
-        <w:t xml:space="preserve">8. Write 'a number y divided by 4' as an expression.</w:t>
-      </w:r>
-    </w:p>
-    <w:p>
-      <w:pPr>
-        <w:spacing w:after="40" w:before="0"/>
-      </w:pPr>
-      <w:r>
-        <w:t xml:space="preserve">     A. y/4</w:t>
-      </w:r>
-    </w:p>
-    <w:p>
-      <w:pPr>
-        <w:spacing w:after="40" w:before="0"/>
-      </w:pPr>
-      <w:r>
-        <w:t xml:space="preserve">     B. 4y</w:t>
-      </w:r>
-    </w:p>
-    <w:p>
-      <w:pPr>
-        <w:spacing w:after="40" w:before="0"/>
-      </w:pPr>
-      <w:r>
-        <w:t xml:space="preserve">     C. y − 4</w:t>
-      </w:r>
-    </w:p>
-    <w:p>
-      <w:pPr>
-        <w:spacing w:after="40" w:before="0"/>
-      </w:pPr>
-      <w:r>
-        <w:t xml:space="preserve">     D. 4 − y</w:t>
+        <w:t xml:space="preserve">8. Line 2: The chorus says '5 less than a number of tracks x.' Which expression matches?</w:t>
+      </w:r>
+    </w:p>
+    <w:p>
+      <w:pPr>
+        <w:spacing w:after="40" w:before="0"/>
+      </w:pPr>
+      <w:r>
+        <w:t xml:space="preserve">     A. x − 5</w:t>
+      </w:r>
+    </w:p>
+    <w:p>
+      <w:pPr>
+        <w:spacing w:after="40" w:before="0"/>
+      </w:pPr>
+      <w:r>
+        <w:t xml:space="preserve">     B. 5 − x</w:t>
+      </w:r>
+    </w:p>
+    <w:p>
+      <w:pPr>
+        <w:spacing w:after="40" w:before="0"/>
+      </w:pPr>
+      <w:r>
+        <w:t xml:space="preserve">     C. 5x</w:t>
+      </w:r>
+    </w:p>
+    <w:p>
+      <w:pPr>
+        <w:spacing w:after="40" w:before="0"/>
+      </w:pPr>
+      <w:r>
+        <w:t xml:space="preserve">     D. x + 5</w:t>
       </w:r>
     </w:p>
     <w:p>
@@ -1280,39 +1306,122 @@
           <w:b/>
           <w:bCs/>
         </w:rPr>
-        <w:t xml:space="preserve">9. Which expression means '3 less than twice a number m'?</w:t>
-      </w:r>
-    </w:p>
-    <w:p>
-      <w:pPr>
-        <w:spacing w:after="40" w:before="0"/>
-      </w:pPr>
-      <w:r>
-        <w:t xml:space="preserve">     A. 2m − 3</w:t>
-      </w:r>
-    </w:p>
-    <w:p>
-      <w:pPr>
-        <w:spacing w:after="40" w:before="0"/>
-      </w:pPr>
-      <w:r>
-        <w:t xml:space="preserve">     B. 3 − 2m</w:t>
-      </w:r>
-    </w:p>
-    <w:p>
-      <w:pPr>
-        <w:spacing w:after="40" w:before="0"/>
-      </w:pPr>
-      <w:r>
-        <w:t xml:space="preserve">     C. 2(m − 3)</w:t>
-      </w:r>
-    </w:p>
-    <w:p>
-      <w:pPr>
-        <w:spacing w:after="40" w:before="0"/>
-      </w:pPr>
-      <w:r>
-        <w:t xml:space="preserve">     D. 3m − 2</w:t>
+        <w:t xml:space="preserve">9. Line 3: A verse says 'twice a number of speakers' (use s). Which expression matches?</w:t>
+      </w:r>
+    </w:p>
+    <w:p>
+      <w:pPr>
+        <w:spacing w:after="40" w:before="0"/>
+      </w:pPr>
+      <w:r>
+        <w:t xml:space="preserve">     A. 2s</w:t>
+      </w:r>
+    </w:p>
+    <w:p>
+      <w:pPr>
+        <w:spacing w:after="40" w:before="0"/>
+      </w:pPr>
+      <w:r>
+        <w:t xml:space="preserve">     B. s + 2</w:t>
+      </w:r>
+    </w:p>
+    <w:p>
+      <w:pPr>
+        <w:spacing w:after="40" w:before="0"/>
+      </w:pPr>
+      <w:r>
+        <w:t xml:space="preserve">     C. s − 2</w:t>
+      </w:r>
+    </w:p>
+    <w:p>
+      <w:pPr>
+        <w:spacing w:after="40" w:before="0"/>
+      </w:pPr>
+      <w:r>
+        <w:t xml:space="preserve">     D. s ÷ 2</w:t>
+      </w:r>
+    </w:p>
+    <w:p>
+      <w:pPr>
+        <w:spacing w:after="60" w:before="120"/>
+      </w:pPr>
+      <w:r>
+        <w:rPr>
+          <w:color w:val="BBBBBB"/>
+        </w:rPr>
+        <w:t xml:space="preserve">______________________________________________________________________</w:t>
+      </w:r>
+    </w:p>
+    <w:p>
+      <w:pPr>
+        <w:spacing w:after="80" w:before="0"/>
+      </w:pPr>
+      <w:r>
+        <w:rPr>
+          <w:b/>
+          <w:bCs/>
+        </w:rPr>
+        <w:t xml:space="preserve">10. Sort each studio lyric by the operation its key word names.</w:t>
+      </w:r>
+    </w:p>
+    <w:p>
+      <w:pPr>
+        <w:spacing w:after="80" w:before="0"/>
+      </w:pPr>
+      <w:r>
+        <w:rPr>
+          <w:i/>
+          <w:iCs/>
+        </w:rPr>
+        <w:t xml:space="preserve">Groups: Addition   |   Subtraction   |   Multiplication   |   Division</w:t>
+      </w:r>
+    </w:p>
+    <w:p>
+      <w:pPr>
+        <w:spacing w:after="40" w:before="0"/>
+      </w:pPr>
+      <w:r>
+        <w:t xml:space="preserve">   • the sum of a number of mics m and 9   → __________________</w:t>
+      </w:r>
+    </w:p>
+    <w:p>
+      <w:pPr>
+        <w:spacing w:after="40" w:before="0"/>
+      </w:pPr>
+      <w:r>
+        <w:t xml:space="preserve">   • a number of riffs r increased by 6   → __________________</w:t>
+      </w:r>
+    </w:p>
+    <w:p>
+      <w:pPr>
+        <w:spacing w:after="40" w:before="0"/>
+      </w:pPr>
+      <w:r>
+        <w:t xml:space="preserve">   • 4 less than a number of solos j   → __________________</w:t>
+      </w:r>
+    </w:p>
+    <w:p>
+      <w:pPr>
+        <w:spacing w:after="40" w:before="0"/>
+      </w:pPr>
+      <w:r>
+        <w:t xml:space="preserve">   • a number of takes k decreased by 8   → __________________</w:t>
+      </w:r>
+    </w:p>
+    <w:p>
+      <w:pPr>
+        <w:spacing w:after="40" w:before="0"/>
+      </w:pPr>
+      <w:r>
+        <w:t xml:space="preserve">   • the product of 5 and a number of loops g   → __________________</w:t>
+      </w:r>
+    </w:p>
+    <w:p>
+      <w:pPr>
+        <w:spacing w:after="40" w:before="0"/>
+      </w:pPr>
+      <w:r>
+        <w:t xml:space="preserve">   • a number of verses v divided by 3   → __________________</w:t>
       </w:r>
     </w:p>
     <w:p>
@@ -1358,10 +1467,22 @@
     </w:p>
     <w:p>
       <w:pPr>
+        <w:spacing w:after="20" w:before="0"/>
+      </w:pPr>
+      <w:r>
+        <w:t xml:space="preserve">     'Product' means multiplication, so the product of 6 and n is 6n.</w:t>
+      </w:r>
+    </w:p>
+    <w:p>
+      <w:pPr>
         <w:spacing w:after="80" w:before="0"/>
       </w:pPr>
       <w:r>
-        <w:t xml:space="preserve">     'Product' means multiplication, so the product of 6 and n is 6n.</w:t>
+        <w:rPr>
+          <w:i/>
+          <w:iCs/>
+        </w:rPr>
+        <w:t xml:space="preserve">     Watch for: A common mistake in Write Algebraic Expressions is skipping the key idea: "Words like "each" or "per" mean multiply, and "plus" or "more than" mean add." — always check your work against this rule before you submit.</w:t>
       </w:r>
     </w:p>
     <w:p>
@@ -1378,10 +1499,22 @@
     </w:p>
     <w:p>
       <w:pPr>
+        <w:spacing w:after="20" w:before="0"/>
+      </w:pPr>
+      <w:r>
+        <w:t xml:space="preserve">     'Less than' means subtract from the number, so it's y − 9.</w:t>
+      </w:r>
+    </w:p>
+    <w:p>
+      <w:pPr>
         <w:spacing w:after="80" w:before="0"/>
       </w:pPr>
       <w:r>
-        <w:t xml:space="preserve">     'Less than' means subtract from the number, so it's y − 9.</w:t>
+        <w:rPr>
+          <w:i/>
+          <w:iCs/>
+        </w:rPr>
+        <w:t xml:space="preserve">     Watch for: A common mistake in Write Algebraic Expressions is skipping the key idea: "Words like "each" or "per" mean multiply, and "plus" or "more than" mean add." — always check your work against this rule before you submit.</w:t>
       </w:r>
     </w:p>
     <w:p>
@@ -1581,7 +1714,43 @@
           <w:b/>
           <w:bCs/>
         </w:rPr>
-        <w:t xml:space="preserve">6. A. n + 5</w:t>
+        <w:t xml:space="preserve">6. onLevel — Spot the Common Mistake</w:t>
+      </w:r>
+    </w:p>
+    <w:p>
+      <w:pPr>
+        <w:spacing w:after="20" w:before="0"/>
+      </w:pPr>
+      <w:r>
+        <w:t xml:space="preserve">     The mistake is in Step 2.</w:t>
+      </w:r>
+    </w:p>
+    <w:p>
+      <w:pPr>
+        <w:spacing w:after="20" w:before="0"/>
+      </w:pPr>
+      <w:r>
+        <w:t xml:space="preserve">     Correct work: Follow the key idea: Words like "each" or "per" mean multiply, and "plus" or "more than" mean add.</w:t>
+      </w:r>
+    </w:p>
+    <w:p>
+      <w:pPr>
+        <w:spacing w:after="40" w:before="0"/>
+      </w:pPr>
+      <w:r>
+        <w:rPr>
+          <w:b/>
+          <w:bCs/>
+        </w:rPr>
+        <w:t xml:space="preserve">7. A. n + 7</w:t>
+      </w:r>
+    </w:p>
+    <w:p>
+      <w:pPr>
+        <w:spacing w:after="20" w:before="0"/>
+      </w:pPr>
+      <w:r>
+        <w:t xml:space="preserve">     'More than' means addition, so '7 more than n' is n + 7.</w:t>
       </w:r>
     </w:p>
     <w:p>
@@ -1589,19 +1758,31 @@
         <w:spacing w:after="80" w:before="0"/>
       </w:pPr>
       <w:r>
-        <w:t xml:space="preserve">     'More than' means addition: n + 5.</w:t>
-      </w:r>
-    </w:p>
-    <w:p>
-      <w:pPr>
-        <w:spacing w:after="40" w:before="0"/>
-      </w:pPr>
-      <w:r>
-        <w:rPr>
-          <w:b/>
-          <w:bCs/>
-        </w:rPr>
-        <w:t xml:space="preserve">7. A. 7x</w:t>
+        <w:rPr>
+          <w:i/>
+          <w:iCs/>
+        </w:rPr>
+        <w:t xml:space="preserve">     Watch for: A common mistake in Write Algebraic Expressions is skipping the key idea: "Words like "each" or "per" mean multiply, and "plus" or "more than" mean add." — always check your work against this rule before you submit.</w:t>
+      </w:r>
+    </w:p>
+    <w:p>
+      <w:pPr>
+        <w:spacing w:after="40" w:before="0"/>
+      </w:pPr>
+      <w:r>
+        <w:rPr>
+          <w:b/>
+          <w:bCs/>
+        </w:rPr>
+        <w:t xml:space="preserve">8. A. x − 5</w:t>
+      </w:r>
+    </w:p>
+    <w:p>
+      <w:pPr>
+        <w:spacing w:after="20" w:before="0"/>
+      </w:pPr>
+      <w:r>
+        <w:t xml:space="preserve">     'Less than' subtracts from the number: start with x and take away 5, so x − 5.</w:t>
       </w:r>
     </w:p>
     <w:p>
@@ -1609,19 +1790,31 @@
         <w:spacing w:after="80" w:before="0"/>
       </w:pPr>
       <w:r>
-        <w:t xml:space="preserve">     'Product' means multiplication: 7x.</w:t>
-      </w:r>
-    </w:p>
-    <w:p>
-      <w:pPr>
-        <w:spacing w:after="40" w:before="0"/>
-      </w:pPr>
-      <w:r>
-        <w:rPr>
-          <w:b/>
-          <w:bCs/>
-        </w:rPr>
-        <w:t xml:space="preserve">8. A. y/4</w:t>
+        <w:rPr>
+          <w:i/>
+          <w:iCs/>
+        </w:rPr>
+        <w:t xml:space="preserve">     Watch for: A common mistake in Write Algebraic Expressions is skipping the key idea: "Words like "each" or "per" mean multiply, and "plus" or "more than" mean add." — always check your work against this rule before you submit.</w:t>
+      </w:r>
+    </w:p>
+    <w:p>
+      <w:pPr>
+        <w:spacing w:after="40" w:before="0"/>
+      </w:pPr>
+      <w:r>
+        <w:rPr>
+          <w:b/>
+          <w:bCs/>
+        </w:rPr>
+        <w:t xml:space="preserve">9. A. 2s</w:t>
+      </w:r>
+    </w:p>
+    <w:p>
+      <w:pPr>
+        <w:spacing w:after="20" w:before="0"/>
+      </w:pPr>
+      <w:r>
+        <w:t xml:space="preserve">     'Twice' means two times the number, so twice s is 2s.</w:t>
       </w:r>
     </w:p>
     <w:p>
@@ -1629,27 +1822,79 @@
         <w:spacing w:after="80" w:before="0"/>
       </w:pPr>
       <w:r>
-        <w:t xml:space="preserve">     'Divided by 4' means y/4.</w:t>
-      </w:r>
-    </w:p>
-    <w:p>
-      <w:pPr>
-        <w:spacing w:after="40" w:before="0"/>
-      </w:pPr>
-      <w:r>
-        <w:rPr>
-          <w:b/>
-          <w:bCs/>
-        </w:rPr>
-        <w:t xml:space="preserve">9. A. 2m − 3</w:t>
-      </w:r>
-    </w:p>
-    <w:p>
-      <w:pPr>
-        <w:spacing w:after="80" w:before="0"/>
-      </w:pPr>
-      <w:r>
-        <w:t xml:space="preserve">     Twice a number is 2m; '3 less' subtracts 3: 2m − 3.</w:t>
+        <w:rPr>
+          <w:i/>
+          <w:iCs/>
+        </w:rPr>
+        <w:t xml:space="preserve">     Watch for: A common mistake in Write Algebraic Expressions is skipping the key idea: "Words like "each" or "per" mean multiply, and "plus" or "more than" mean add." — always check your work against this rule before you submit.</w:t>
+      </w:r>
+    </w:p>
+    <w:p>
+      <w:pPr>
+        <w:spacing w:after="40" w:before="0"/>
+      </w:pPr>
+      <w:r>
+        <w:rPr>
+          <w:b/>
+          <w:bCs/>
+        </w:rPr>
+        <w:t xml:space="preserve">10. Correct groups:</w:t>
+      </w:r>
+    </w:p>
+    <w:p>
+      <w:pPr>
+        <w:spacing w:after="20" w:before="0"/>
+      </w:pPr>
+      <w:r>
+        <w:t xml:space="preserve">     the sum of a number of mics m and 9 → Addition</w:t>
+      </w:r>
+    </w:p>
+    <w:p>
+      <w:pPr>
+        <w:spacing w:after="20" w:before="0"/>
+      </w:pPr>
+      <w:r>
+        <w:t xml:space="preserve">     a number of riffs r increased by 6 → Addition</w:t>
+      </w:r>
+    </w:p>
+    <w:p>
+      <w:pPr>
+        <w:spacing w:after="20" w:before="0"/>
+      </w:pPr>
+      <w:r>
+        <w:t xml:space="preserve">     4 less than a number of solos j → Subtraction</w:t>
+      </w:r>
+    </w:p>
+    <w:p>
+      <w:pPr>
+        <w:spacing w:after="20" w:before="0"/>
+      </w:pPr>
+      <w:r>
+        <w:t xml:space="preserve">     a number of takes k decreased by 8 → Subtraction</w:t>
+      </w:r>
+    </w:p>
+    <w:p>
+      <w:pPr>
+        <w:spacing w:after="20" w:before="0"/>
+      </w:pPr>
+      <w:r>
+        <w:t xml:space="preserve">     the product of 5 and a number of loops g → Multiplication</w:t>
+      </w:r>
+    </w:p>
+    <w:p>
+      <w:pPr>
+        <w:spacing w:after="20" w:before="0"/>
+      </w:pPr>
+      <w:r>
+        <w:t xml:space="preserve">     a number of verses v divided by 3 → Division</w:t>
+      </w:r>
+    </w:p>
+    <w:p>
+      <w:pPr>
+        <w:spacing w:after="40" w:before="0"/>
+      </w:pPr>
+      <w:r>
+        <w:t xml:space="preserve"/>
       </w:r>
     </w:p>
     <w:sectPr>

--- a/lessons/6-3/homework.docx
+++ b/lessons/6-3/homework.docx
@@ -1123,23 +1123,23 @@
         <w:spacing w:after="40" w:before="0"/>
       </w:pPr>
       <w:r>
-        <w:t xml:space="preserve">   Step 1 (Read): A student is working on Write Algebraic Expressions.</w:t>
-      </w:r>
-    </w:p>
-    <w:p>
-      <w:pPr>
-        <w:spacing w:after="40" w:before="0"/>
-      </w:pPr>
-      <w:r>
-        <w:t xml:space="preserve">   Step 2 (Attempt): They ignored the rule: Words like "each" or "per" mean multiply, and "plus" or "more than" mean add.</w:t>
-      </w:r>
-    </w:p>
-    <w:p>
-      <w:pPr>
-        <w:spacing w:after="40" w:before="0"/>
-      </w:pPr>
-      <w:r>
-        <w:t xml:space="preserve">   Step 3 (Check): The answer does not match the math rule from class.</w:t>
+        <w:t xml:space="preserve">   Step 1 (Phrase): 8 divided by a number m</w:t>
+      </w:r>
+    </w:p>
+    <w:p>
+      <w:pPr>
+        <w:spacing w:after="40" w:before="0"/>
+      </w:pPr>
+      <w:r>
+        <w:t xml:space="preserve">   Step 2 (Student's expression): m ÷ 8</w:t>
+      </w:r>
+    </w:p>
+    <w:p>
+      <w:pPr>
+        <w:spacing w:after="40" w:before="0"/>
+      </w:pPr>
+      <w:r>
+        <w:t xml:space="preserve">   Step 3 (Reasoning): I saw 'divided by' so I wrote the variable first and then 8.</w:t>
       </w:r>
     </w:p>
     <w:p>
@@ -1482,7 +1482,7 @@
           <w:i/>
           <w:iCs/>
         </w:rPr>
-        <w:t xml:space="preserve">     Watch for: A common mistake in Write Algebraic Expressions is skipping the key idea: "Words like "each" or "per" mean multiply, and "plus" or "more than" mean add." — always check your work against this rule before you submit.</w:t>
+        <w:t xml:space="preserve">     Watch for: A common mistake in Write Algebraic Expressions is treating 'each' or 'per' as if it means add instead of multiply, and attaching the variable to the wrong number. For 'a $25 setup fee plus $8 per hour, h,' students often write 25 + 8 + h (adding all three numbers) or 25h + 8 (multiplying the flat fee by h) instead of the correct 8h + 25. Since $8 applies per hour, it must multiply the variable (8h), and the flat $25 fee is a constant added only once — check that the per-unit rate, not the flat fee, is the number multiplied by the variable.</w:t>
       </w:r>
     </w:p>
     <w:p>
@@ -1514,7 +1514,7 @@
           <w:i/>
           <w:iCs/>
         </w:rPr>
-        <w:t xml:space="preserve">     Watch for: A common mistake in Write Algebraic Expressions is skipping the key idea: "Words like "each" or "per" mean multiply, and "plus" or "more than" mean add." — always check your work against this rule before you submit.</w:t>
+        <w:t xml:space="preserve">     Watch for: A common mistake in Write Algebraic Expressions is treating 'each' or 'per' as if it means add instead of multiply, and attaching the variable to the wrong number. For 'a $25 setup fee plus $8 per hour, h,' students often write 25 + 8 + h (adding all three numbers) or 25h + 8 (multiplying the flat fee by h) instead of the correct 8h + 25. Since $8 applies per hour, it must multiply the variable (8h), and the flat $25 fee is a constant added only once — check that the per-unit rate, not the flat fee, is the number multiplied by the variable.</w:t>
       </w:r>
     </w:p>
     <w:p>
@@ -1730,7 +1730,7 @@
         <w:spacing w:after="20" w:before="0"/>
       </w:pPr>
       <w:r>
-        <w:t xml:space="preserve">     Correct work: Follow the key idea: Words like "each" or "per" mean multiply, and "plus" or "more than" mean add.</w:t>
+        <w:t xml:space="preserve">     Correct work: '8 divided by a number m' means start with 8 and divide it by m: 8 ÷ m. Division is not commutative, so order matters — m ÷ 8 means something different (a number m divided by 8).</w:t>
       </w:r>
     </w:p>
     <w:p>
@@ -1762,7 +1762,7 @@
           <w:i/>
           <w:iCs/>
         </w:rPr>
-        <w:t xml:space="preserve">     Watch for: A common mistake in Write Algebraic Expressions is skipping the key idea: "Words like "each" or "per" mean multiply, and "plus" or "more than" mean add." — always check your work against this rule before you submit.</w:t>
+        <w:t xml:space="preserve">     Watch for: A common mistake in Write Algebraic Expressions is treating 'each' or 'per' as if it means add instead of multiply, and attaching the variable to the wrong number. For 'a $25 setup fee plus $8 per hour, h,' students often write 25 + 8 + h (adding all three numbers) or 25h + 8 (multiplying the flat fee by h) instead of the correct 8h + 25. Since $8 applies per hour, it must multiply the variable (8h), and the flat $25 fee is a constant added only once — check that the per-unit rate, not the flat fee, is the number multiplied by the variable.</w:t>
       </w:r>
     </w:p>
     <w:p>
@@ -1794,7 +1794,7 @@
           <w:i/>
           <w:iCs/>
         </w:rPr>
-        <w:t xml:space="preserve">     Watch for: A common mistake in Write Algebraic Expressions is skipping the key idea: "Words like "each" or "per" mean multiply, and "plus" or "more than" mean add." — always check your work against this rule before you submit.</w:t>
+        <w:t xml:space="preserve">     Watch for: A common mistake in Write Algebraic Expressions is treating 'each' or 'per' as if it means add instead of multiply, and attaching the variable to the wrong number. For 'a $25 setup fee plus $8 per hour, h,' students often write 25 + 8 + h (adding all three numbers) or 25h + 8 (multiplying the flat fee by h) instead of the correct 8h + 25. Since $8 applies per hour, it must multiply the variable (8h), and the flat $25 fee is a constant added only once — check that the per-unit rate, not the flat fee, is the number multiplied by the variable.</w:t>
       </w:r>
     </w:p>
     <w:p>
@@ -1826,7 +1826,7 @@
           <w:i/>
           <w:iCs/>
         </w:rPr>
-        <w:t xml:space="preserve">     Watch for: A common mistake in Write Algebraic Expressions is skipping the key idea: "Words like "each" or "per" mean multiply, and "plus" or "more than" mean add." — always check your work against this rule before you submit.</w:t>
+        <w:t xml:space="preserve">     Watch for: A common mistake in Write Algebraic Expressions is treating 'each' or 'per' as if it means add instead of multiply, and attaching the variable to the wrong number. For 'a $25 setup fee plus $8 per hour, h,' students often write 25 + 8 + h (adding all three numbers) or 25h + 8 (multiplying the flat fee by h) instead of the correct 8h + 25. Since $8 applies per hour, it must multiply the variable (8h), and the flat $25 fee is a constant added only once — check that the per-unit rate, not the flat fee, is the number multiplied by the variable.</w:t>
       </w:r>
     </w:p>
     <w:p>

--- a/lessons/6-3/homework.docx
+++ b/lessons/6-3/homework.docx
@@ -12,7 +12,7 @@
           <w:b/>
           <w:bCs/>
         </w:rPr>
-        <w:t xml:space="preserve">Write Algebraic Expressions — Homework</w:t>
+        <w:t xml:space="preserve">Powers and Exponents — Homework</w:t>
       </w:r>
     </w:p>
     <w:p>
@@ -24,7 +24,7 @@
           <w:i/>
           <w:iCs/>
         </w:rPr>
-        <w:t xml:space="preserve">Lesson 6-3  •  Standard 6.AT.6a</w:t>
+        <w:t xml:space="preserve">Lesson 6-1  •  Standard 6.AT.5</w:t>
       </w:r>
     </w:p>
     <w:p>
@@ -80,7 +80,7 @@
         <w:spacing w:after="60" w:before="0"/>
       </w:pPr>
       <w:r>
-        <w:t xml:space="preserve">Content: I can write algebraic expressions from words and real-world situations.</w:t>
+        <w:t xml:space="preserve">Content: I can write and evaluate numbers in exponent form using a base and a power.</w:t>
       </w:r>
     </w:p>
     <w:p>
@@ -88,7 +88,7 @@
         <w:spacing w:after="60" w:before="0"/>
       </w:pPr>
       <w:r>
-        <w:t xml:space="preserve">Language: I can explain my expression using the words variable, coefficient, constant, and algebraic expression.</w:t>
+        <w:t xml:space="preserve">Language: I can explain my work using the words exponent, base, power, and evaluate.</w:t>
       </w:r>
     </w:p>
     <w:p>
@@ -161,10 +161,10 @@
           <w:b/>
           <w:bCs/>
         </w:rPr>
-        <w:t xml:space="preserve">Variable (Variable)</w:t>
-      </w:r>
-      <w:r>
-        <w:t xml:space="preserve"> — A letter that stands for a number that is unknown or can change.</w:t>
+        <w:t xml:space="preserve">Exponent (Exponente)</w:t>
+      </w:r>
+      <w:r>
+        <w:t xml:space="preserve"> — A small number that tells how many times to multiply the number by itself.</w:t>
       </w:r>
     </w:p>
     <w:p>
@@ -224,10 +224,73 @@
           <w:b/>
           <w:bCs/>
         </w:rPr>
-        <w:t xml:space="preserve">Algebraic Expression (Expresión algebraica)</w:t>
-      </w:r>
-      <w:r>
-        <w:t xml:space="preserve"> — A math phrase that has at least one letter.</w:t>
+        <w:t xml:space="preserve">Base (Base)</w:t>
+      </w:r>
+      <w:r>
+        <w:t xml:space="preserve"> — The number that gets multiplied by itself.</w:t>
+      </w:r>
+    </w:p>
+    <w:p>
+      <w:pPr>
+        <w:keepNext/>
+        <w:spacing w:after="20" w:before="80"/>
+        <w:jc w:val="center"/>
+      </w:pPr>
+      <w:r>
+        <w:drawing>
+          <wp:inline distT="0" distB="0" distL="0" distR="0">
+            <wp:extent cx="1047750" cy="790575"/>
+            <wp:effectExtent t="0" r="0" b="0" l="0"/>
+            <wp:docPr id="1" name="" descr="" title=""/>
+            <wp:cNvGraphicFramePr>
+              <a:graphicFrameLocks xmlns:a="http://schemas.openxmlformats.org/drawingml/2006/main" noChangeAspect="1"/>
+            </wp:cNvGraphicFramePr>
+            <a:graphic xmlns:a="http://schemas.openxmlformats.org/drawingml/2006/main">
+              <a:graphicData uri="http://schemas.openxmlformats.org/drawingml/2006/picture">
+                <pic:pic xmlns:pic="http://schemas.openxmlformats.org/drawingml/2006/picture">
+                  <pic:nvPicPr>
+                    <pic:cNvPr id="0" name="" descr=""/>
+                    <pic:cNvPicPr>
+                      <a:picLocks noChangeAspect="1" noChangeArrowheads="1"/>
+                    </pic:cNvPicPr>
+                  </pic:nvPicPr>
+                  <pic:blipFill>
+                    <a:blip r:embed="rId7" cstate="none"/>
+                    <a:srcRect/>
+                    <a:stretch>
+                      <a:fillRect/>
+                    </a:stretch>
+                  </pic:blipFill>
+                  <pic:spPr bwMode="auto">
+                    <a:xfrm>
+                      <a:off x="0" y="0"/>
+                      <a:ext cx="1047750" cy="790575"/>
+                    </a:xfrm>
+                    <a:prstGeom prst="rect">
+                      <a:avLst/>
+                    </a:prstGeom>
+                  </pic:spPr>
+                </pic:pic>
+              </a:graphicData>
+            </a:graphic>
+          </wp:inline>
+        </w:drawing>
+      </w:r>
+    </w:p>
+    <w:p>
+      <w:pPr>
+        <w:keepNext/>
+        <w:spacing w:after="120"/>
+      </w:pPr>
+      <w:r>
+        <w:rPr>
+          <w:b/>
+          <w:bCs/>
+        </w:rPr>
+        <w:t xml:space="preserve">Power (Potencia)</w:t>
+      </w:r>
+      <w:r>
+        <w:t xml:space="preserve"> — A number written with a base and an exponent, like 2³.</w:t>
       </w:r>
     </w:p>
     <w:p>
@@ -287,136 +350,10 @@
           <w:b/>
           <w:bCs/>
         </w:rPr>
-        <w:t xml:space="preserve">Coefficient (Coeficiente)</w:t>
-      </w:r>
-      <w:r>
-        <w:t xml:space="preserve"> — The number in front of a letter, like the 3 in 3x.</w:t>
-      </w:r>
-    </w:p>
-    <w:p>
-      <w:pPr>
-        <w:keepNext/>
-        <w:spacing w:after="20" w:before="80"/>
-        <w:jc w:val="center"/>
-      </w:pPr>
-      <w:r>
-        <w:drawing>
-          <wp:inline distT="0" distB="0" distL="0" distR="0">
-            <wp:extent cx="1047750" cy="790575"/>
-            <wp:effectExtent t="0" r="0" b="0" l="0"/>
-            <wp:docPr id="1" name="" descr="" title=""/>
-            <wp:cNvGraphicFramePr>
-              <a:graphicFrameLocks xmlns:a="http://schemas.openxmlformats.org/drawingml/2006/main" noChangeAspect="1"/>
-            </wp:cNvGraphicFramePr>
-            <a:graphic xmlns:a="http://schemas.openxmlformats.org/drawingml/2006/main">
-              <a:graphicData uri="http://schemas.openxmlformats.org/drawingml/2006/picture">
-                <pic:pic xmlns:pic="http://schemas.openxmlformats.org/drawingml/2006/picture">
-                  <pic:nvPicPr>
-                    <pic:cNvPr id="0" name="" descr=""/>
-                    <pic:cNvPicPr>
-                      <a:picLocks noChangeAspect="1" noChangeArrowheads="1"/>
-                    </pic:cNvPicPr>
-                  </pic:nvPicPr>
-                  <pic:blipFill>
-                    <a:blip r:embed="rId10" cstate="none"/>
-                    <a:srcRect/>
-                    <a:stretch>
-                      <a:fillRect/>
-                    </a:stretch>
-                  </pic:blipFill>
-                  <pic:spPr bwMode="auto">
-                    <a:xfrm>
-                      <a:off x="0" y="0"/>
-                      <a:ext cx="1047750" cy="790575"/>
-                    </a:xfrm>
-                    <a:prstGeom prst="rect">
-                      <a:avLst/>
-                    </a:prstGeom>
-                  </pic:spPr>
-                </pic:pic>
-              </a:graphicData>
-            </a:graphic>
-          </wp:inline>
-        </w:drawing>
-      </w:r>
-    </w:p>
-    <w:p>
-      <w:pPr>
-        <w:keepNext/>
-        <w:spacing w:after="120"/>
-      </w:pPr>
-      <w:r>
-        <w:rPr>
-          <w:b/>
-          <w:bCs/>
-        </w:rPr>
-        <w:t xml:space="preserve">Constant (Constante)</w:t>
-      </w:r>
-      <w:r>
-        <w:t xml:space="preserve"> — A number on its own that does not change.</w:t>
-      </w:r>
-    </w:p>
-    <w:p>
-      <w:pPr>
-        <w:keepNext/>
-        <w:spacing w:after="20" w:before="80"/>
-        <w:jc w:val="center"/>
-      </w:pPr>
-      <w:r>
-        <w:drawing>
-          <wp:inline distT="0" distB="0" distL="0" distR="0">
-            <wp:extent cx="1047750" cy="790575"/>
-            <wp:effectExtent t="0" r="0" b="0" l="0"/>
-            <wp:docPr id="1" name="" descr="" title=""/>
-            <wp:cNvGraphicFramePr>
-              <a:graphicFrameLocks xmlns:a="http://schemas.openxmlformats.org/drawingml/2006/main" noChangeAspect="1"/>
-            </wp:cNvGraphicFramePr>
-            <a:graphic xmlns:a="http://schemas.openxmlformats.org/drawingml/2006/main">
-              <a:graphicData uri="http://schemas.openxmlformats.org/drawingml/2006/picture">
-                <pic:pic xmlns:pic="http://schemas.openxmlformats.org/drawingml/2006/picture">
-                  <pic:nvPicPr>
-                    <pic:cNvPr id="0" name="" descr=""/>
-                    <pic:cNvPicPr>
-                      <a:picLocks noChangeAspect="1" noChangeArrowheads="1"/>
-                    </pic:cNvPicPr>
-                  </pic:nvPicPr>
-                  <pic:blipFill>
-                    <a:blip r:embed="rId11" cstate="none"/>
-                    <a:srcRect/>
-                    <a:stretch>
-                      <a:fillRect/>
-                    </a:stretch>
-                  </pic:blipFill>
-                  <pic:spPr bwMode="auto">
-                    <a:xfrm>
-                      <a:off x="0" y="0"/>
-                      <a:ext cx="1047750" cy="790575"/>
-                    </a:xfrm>
-                    <a:prstGeom prst="rect">
-                      <a:avLst/>
-                    </a:prstGeom>
-                  </pic:spPr>
-                </pic:pic>
-              </a:graphicData>
-            </a:graphic>
-          </wp:inline>
-        </w:drawing>
-      </w:r>
-    </w:p>
-    <w:p>
-      <w:pPr>
-        <w:keepNext/>
-        <w:spacing w:after="120"/>
-      </w:pPr>
-      <w:r>
-        <w:rPr>
-          <w:b/>
-          <w:bCs/>
-        </w:rPr>
-        <w:t xml:space="preserve">Like terms (Términos semejantes)</w:t>
-      </w:r>
-      <w:r>
-        <w:t xml:space="preserve"> — Terms with the same letter, like 2x and 5x.</w:t>
+        <w:t xml:space="preserve">Evaluate (Evaluar)</w:t>
+      </w:r>
+      <w:r>
+        <w:t xml:space="preserve"> — To find the value of an expression.</w:t>
       </w:r>
     </w:p>
     <w:p>
@@ -453,39 +390,39 @@
           <w:b/>
           <w:bCs/>
         </w:rPr>
-        <w:t xml:space="preserve">1. Which expression represents 'the product of 6 and a number n'?</w:t>
-      </w:r>
-    </w:p>
-    <w:p>
-      <w:pPr>
-        <w:spacing w:after="40" w:before="0"/>
-      </w:pPr>
-      <w:r>
-        <w:t xml:space="preserve">     A. 6n</w:t>
-      </w:r>
-    </w:p>
-    <w:p>
-      <w:pPr>
-        <w:spacing w:after="40" w:before="0"/>
-      </w:pPr>
-      <w:r>
-        <w:t xml:space="preserve">     B. 6 + n</w:t>
-      </w:r>
-    </w:p>
-    <w:p>
-      <w:pPr>
-        <w:spacing w:after="40" w:before="0"/>
-      </w:pPr>
-      <w:r>
-        <w:t xml:space="preserve">     C. n − 6</w:t>
-      </w:r>
-    </w:p>
-    <w:p>
-      <w:pPr>
-        <w:spacing w:after="40" w:before="0"/>
-      </w:pPr>
-      <w:r>
-        <w:t xml:space="preserve">     D. n ÷ 6</w:t>
+        <w:t xml:space="preserve">1. What is the value of 4³?</w:t>
+      </w:r>
+    </w:p>
+    <w:p>
+      <w:pPr>
+        <w:spacing w:after="40" w:before="0"/>
+      </w:pPr>
+      <w:r>
+        <w:t xml:space="preserve">     A. 64</w:t>
+      </w:r>
+    </w:p>
+    <w:p>
+      <w:pPr>
+        <w:spacing w:after="40" w:before="0"/>
+      </w:pPr>
+      <w:r>
+        <w:t xml:space="preserve">     B. 12</w:t>
+      </w:r>
+    </w:p>
+    <w:p>
+      <w:pPr>
+        <w:spacing w:after="40" w:before="0"/>
+      </w:pPr>
+      <w:r>
+        <w:t xml:space="preserve">     C. 43</w:t>
+      </w:r>
+    </w:p>
+    <w:p>
+      <w:pPr>
+        <w:spacing w:after="40" w:before="0"/>
+      </w:pPr>
+      <w:r>
+        <w:t xml:space="preserve">     D. 7</w:t>
       </w:r>
     </w:p>
     <w:p>
@@ -508,39 +445,39 @@
           <w:b/>
           <w:bCs/>
         </w:rPr>
-        <w:t xml:space="preserve">2. Which expression represents '9 less than a number y'?</w:t>
-      </w:r>
-    </w:p>
-    <w:p>
-      <w:pPr>
-        <w:spacing w:after="40" w:before="0"/>
-      </w:pPr>
-      <w:r>
-        <w:t xml:space="preserve">     A. y − 9</w:t>
-      </w:r>
-    </w:p>
-    <w:p>
-      <w:pPr>
-        <w:spacing w:after="40" w:before="0"/>
-      </w:pPr>
-      <w:r>
-        <w:t xml:space="preserve">     B. 9 − y</w:t>
-      </w:r>
-    </w:p>
-    <w:p>
-      <w:pPr>
-        <w:spacing w:after="40" w:before="0"/>
-      </w:pPr>
-      <w:r>
-        <w:t xml:space="preserve">     C. y + 9</w:t>
-      </w:r>
-    </w:p>
-    <w:p>
-      <w:pPr>
-        <w:spacing w:after="40" w:before="0"/>
-      </w:pPr>
-      <w:r>
-        <w:t xml:space="preserve">     D. 9y</w:t>
+        <w:t xml:space="preserve">2. What is the value of 6²?</w:t>
+      </w:r>
+    </w:p>
+    <w:p>
+      <w:pPr>
+        <w:spacing w:after="40" w:before="0"/>
+      </w:pPr>
+      <w:r>
+        <w:t xml:space="preserve">     A. 36</w:t>
+      </w:r>
+    </w:p>
+    <w:p>
+      <w:pPr>
+        <w:spacing w:after="40" w:before="0"/>
+      </w:pPr>
+      <w:r>
+        <w:t xml:space="preserve">     B. 12</w:t>
+      </w:r>
+    </w:p>
+    <w:p>
+      <w:pPr>
+        <w:spacing w:after="40" w:before="0"/>
+      </w:pPr>
+      <w:r>
+        <w:t xml:space="preserve">     C. 62</w:t>
+      </w:r>
+    </w:p>
+    <w:p>
+      <w:pPr>
+        <w:spacing w:after="40" w:before="0"/>
+      </w:pPr>
+      <w:r>
+        <w:t xml:space="preserve">     D. 8</w:t>
       </w:r>
     </w:p>
     <w:p>
@@ -563,295 +500,7 @@
           <w:b/>
           <w:bCs/>
         </w:rPr>
-        <w:t xml:space="preserve">3. Match each word phrase to its correct algebraic expression.</w:t>
-      </w:r>
-    </w:p>
-    <w:p>
-      <w:pPr>
-        <w:spacing w:after="80" w:before="0"/>
-      </w:pPr>
-      <w:r>
-        <w:rPr>
-          <w:i/>
-          <w:iCs/>
-        </w:rPr>
-        <w:t xml:space="preserve">Groups: Correctly Matched</w:t>
-      </w:r>
-    </w:p>
-    <w:p>
-      <w:pPr>
-        <w:spacing w:after="40" w:before="0"/>
-      </w:pPr>
-      <w:r>
-        <w:t xml:space="preserve">   • twice a number k → 2k   → __________________</w:t>
-      </w:r>
-    </w:p>
-    <w:p>
-      <w:pPr>
-        <w:spacing w:after="40" w:before="0"/>
-      </w:pPr>
-      <w:r>
-        <w:t xml:space="preserve">   • a number b divided by 5 → b ÷ 5   → __________________</w:t>
-      </w:r>
-    </w:p>
-    <w:p>
-      <w:pPr>
-        <w:spacing w:after="40" w:before="0"/>
-      </w:pPr>
-      <w:r>
-        <w:t xml:space="preserve">   • the sum of a number d and 15 → d + 15   → __________________</w:t>
-      </w:r>
-    </w:p>
-    <w:p>
-      <w:pPr>
-        <w:spacing w:after="40" w:before="0"/>
-      </w:pPr>
-      <w:r>
-        <w:t xml:space="preserve">   • 10 decreased by a number r → 10 − r   → __________________</w:t>
-      </w:r>
-    </w:p>
-    <w:p>
-      <w:pPr>
-        <w:spacing w:after="40" w:before="0"/>
-      </w:pPr>
-      <w:r>
-        <w:t xml:space="preserve">   • 4 more than triple a number c → 3c + 4   → __________________</w:t>
-      </w:r>
-    </w:p>
-    <w:p>
-      <w:pPr>
-        <w:spacing w:after="40" w:before="0"/>
-      </w:pPr>
-      <w:r>
-        <w:t xml:space="preserve">   • half of a number h → h ÷ 2   → __________________</w:t>
-      </w:r>
-    </w:p>
-    <w:p>
-      <w:pPr>
-        <w:spacing w:after="60" w:before="120"/>
-      </w:pPr>
-      <w:r>
-        <w:rPr>
-          <w:color w:val="BBBBBB"/>
-        </w:rPr>
-        <w:t xml:space="preserve">______________________________________________________________________</w:t>
-      </w:r>
-    </w:p>
-    <w:p>
-      <w:pPr>
-        <w:spacing w:after="80" w:before="0"/>
-      </w:pPr>
-      <w:r>
-        <w:rPr>
-          <w:b/>
-          <w:bCs/>
-        </w:rPr>
-        <w:t xml:space="preserve">4. Match each word phrase to its algebraic expression.</w:t>
-      </w:r>
-    </w:p>
-    <w:tbl>
-      <w:tblPr>
-        <w:tblW w:type="pct" w:w="100%"/>
-        <w:tblBorders>
-          <w:top w:val="single" w:color="auto" w:sz="4"/>
-          <w:left w:val="single" w:color="auto" w:sz="4"/>
-          <w:bottom w:val="single" w:color="auto" w:sz="4"/>
-          <w:right w:val="single" w:color="auto" w:sz="4"/>
-          <w:insideH w:val="single" w:color="auto" w:sz="4"/>
-          <w:insideV w:val="single" w:color="auto" w:sz="4"/>
-        </w:tblBorders>
-      </w:tblPr>
-      <w:tblGrid>
-        <w:gridCol w:w="100"/>
-        <w:gridCol w:w="100"/>
-      </w:tblGrid>
-      <w:tr>
-        <w:trPr>
-          <w:tblHeader/>
-        </w:trPr>
-        <w:tc>
-          <w:tcPr>
-            <w:tcW w:type="pct" w:w="50%"/>
-          </w:tcPr>
-          <w:p>
-            <w:r>
-              <w:rPr>
-                <w:b/>
-                <w:bCs/>
-              </w:rPr>
-              <w:t xml:space="preserve">Item</w:t>
-            </w:r>
-          </w:p>
-        </w:tc>
-        <w:tc>
-          <w:tcPr>
-            <w:tcW w:type="pct" w:w="50%"/>
-          </w:tcPr>
-          <w:p>
-            <w:r>
-              <w:rPr>
-                <w:b/>
-                <w:bCs/>
-              </w:rPr>
-              <w:t xml:space="preserve">Answer choices</w:t>
-            </w:r>
-          </w:p>
-        </w:tc>
-      </w:tr>
-      <w:tr>
-        <w:tc>
-          <w:tcPr>
-            <w:tcW w:type="pct" w:w="50%"/>
-          </w:tcPr>
-          <w:p>
-            <w:r>
-              <w:t xml:space="preserve">____  the product of 5 and n</w:t>
-            </w:r>
-          </w:p>
-        </w:tc>
-        <w:tc>
-          <w:tcPr>
-            <w:tcW w:type="pct" w:w="50%"/>
-          </w:tcPr>
-          <w:p>
-            <w:r>
-              <w:t xml:space="preserve">F. z + 7</w:t>
-            </w:r>
-          </w:p>
-        </w:tc>
-      </w:tr>
-      <w:tr>
-        <w:tc>
-          <w:tcPr>
-            <w:tcW w:type="pct" w:w="50%"/>
-          </w:tcPr>
-          <w:p>
-            <w:r>
-              <w:t xml:space="preserve">____  8 less than a number w</w:t>
-            </w:r>
-          </w:p>
-        </w:tc>
-        <w:tc>
-          <w:tcPr>
-            <w:tcW w:type="pct" w:w="50%"/>
-          </w:tcPr>
-          <w:p>
-            <w:r>
-              <w:t xml:space="preserve">E. y ÷ 4</w:t>
-            </w:r>
-          </w:p>
-        </w:tc>
-      </w:tr>
-      <w:tr>
-        <w:tc>
-          <w:tcPr>
-            <w:tcW w:type="pct" w:w="50%"/>
-          </w:tcPr>
-          <w:p>
-            <w:r>
-              <w:t xml:space="preserve">____  a number p increased by 12</w:t>
-            </w:r>
-          </w:p>
-        </w:tc>
-        <w:tc>
-          <w:tcPr>
-            <w:tcW w:type="pct" w:w="50%"/>
-          </w:tcPr>
-          <w:p>
-            <w:r>
-              <w:t xml:space="preserve">D. 2x + 3</w:t>
-            </w:r>
-          </w:p>
-        </w:tc>
-      </w:tr>
-      <w:tr>
-        <w:tc>
-          <w:tcPr>
-            <w:tcW w:type="pct" w:w="50%"/>
-          </w:tcPr>
-          <w:p>
-            <w:r>
-              <w:t xml:space="preserve">____  twice a number x, plus 3</w:t>
-            </w:r>
-          </w:p>
-        </w:tc>
-        <w:tc>
-          <w:tcPr>
-            <w:tcW w:type="pct" w:w="50%"/>
-          </w:tcPr>
-          <w:p>
-            <w:r>
-              <w:t xml:space="preserve">C. p + 12</w:t>
-            </w:r>
-          </w:p>
-        </w:tc>
-      </w:tr>
-      <w:tr>
-        <w:tc>
-          <w:tcPr>
-            <w:tcW w:type="pct" w:w="50%"/>
-          </w:tcPr>
-          <w:p>
-            <w:r>
-              <w:t xml:space="preserve">____  a number y divided by 4</w:t>
-            </w:r>
-          </w:p>
-        </w:tc>
-        <w:tc>
-          <w:tcPr>
-            <w:tcW w:type="pct" w:w="50%"/>
-          </w:tcPr>
-          <w:p>
-            <w:r>
-              <w:t xml:space="preserve">B. w − 8</w:t>
-            </w:r>
-          </w:p>
-        </w:tc>
-      </w:tr>
-      <w:tr>
-        <w:tc>
-          <w:tcPr>
-            <w:tcW w:type="pct" w:w="50%"/>
-          </w:tcPr>
-          <w:p>
-            <w:r>
-              <w:t xml:space="preserve">____  7 more than a number z</w:t>
-            </w:r>
-          </w:p>
-        </w:tc>
-        <w:tc>
-          <w:tcPr>
-            <w:tcW w:type="pct" w:w="50%"/>
-          </w:tcPr>
-          <w:p>
-            <w:r>
-              <w:t xml:space="preserve">A. 5n</w:t>
-            </w:r>
-          </w:p>
-        </w:tc>
-      </w:tr>
-    </w:tbl>
-    <w:p>
-      <w:pPr>
-        <w:spacing w:after="60" w:before="120"/>
-      </w:pPr>
-      <w:r>
-        <w:rPr>
-          <w:color w:val="BBBBBB"/>
-        </w:rPr>
-        <w:t xml:space="preserve">______________________________________________________________________</w:t>
-      </w:r>
-    </w:p>
-    <w:p>
-      <w:pPr>
-        <w:spacing w:after="80" w:before="0"/>
-      </w:pPr>
-      <w:r>
-        <w:rPr>
-          <w:b/>
-          <w:bCs/>
-        </w:rPr>
-        <w:t xml:space="preserve">5. Write an algebraic expression for each real-world situation.</w:t>
+        <w:t xml:space="preserve">3. Evaluate each exponential expression. Show the repeated multiplication and the final value.</w:t>
       </w:r>
     </w:p>
     <w:tbl>
@@ -885,7 +534,7 @@
                 <w:b/>
                 <w:bCs/>
               </w:rPr>
-              <w:t xml:space="preserve">Situation</w:t>
+              <w:t xml:space="preserve">Power</w:t>
             </w:r>
           </w:p>
         </w:tc>
@@ -899,7 +548,7 @@
                 <w:b/>
                 <w:bCs/>
               </w:rPr>
-              <w:t xml:space="preserve">Variable</w:t>
+              <w:t xml:space="preserve">Repeated Multiplication</w:t>
             </w:r>
           </w:p>
         </w:tc>
@@ -913,7 +562,7 @@
                 <w:b/>
                 <w:bCs/>
               </w:rPr>
-              <w:t xml:space="preserve">Expression</w:t>
+              <w:t xml:space="preserve">Value</w:t>
             </w:r>
           </w:p>
         </w:tc>
@@ -929,7 +578,7 @@
                 <w:b w:val="false"/>
                 <w:bCs w:val="false"/>
               </w:rPr>
-              <w:t xml:space="preserve">Movie tickets cost $12 each</w:t>
+              <w:t xml:space="preserve">4³</w:t>
             </w:r>
           </w:p>
         </w:tc>
@@ -943,7 +592,7 @@
                 <w:b w:val="false"/>
                 <w:bCs w:val="false"/>
               </w:rPr>
-              <w:t xml:space="preserve">t = number of tickets</w:t>
+              <w:t xml:space="preserve">4 × 4 × 4</w:t>
             </w:r>
           </w:p>
         </w:tc>
@@ -973,7 +622,7 @@
                 <w:b w:val="false"/>
                 <w:bCs w:val="false"/>
               </w:rPr>
-              <w:t xml:space="preserve">You had $50 and spent some money</w:t>
+              <w:t xml:space="preserve">2⁶</w:t>
             </w:r>
           </w:p>
         </w:tc>
@@ -987,7 +636,7 @@
                 <w:b w:val="false"/>
                 <w:bCs w:val="false"/>
               </w:rPr>
-              <w:t xml:space="preserve">s = dollars spent</w:t>
+              <w:t xml:space="preserve">2 × 2 × 2 × 2 × 2 × 2</w:t>
             </w:r>
           </w:p>
         </w:tc>
@@ -1017,7 +666,7 @@
                 <w:b w:val="false"/>
                 <w:bCs w:val="false"/>
               </w:rPr>
-              <w:t xml:space="preserve">Each student gets 3 pencils plus 2 erasers</w:t>
+              <w:t xml:space="preserve">5³</w:t>
             </w:r>
           </w:p>
         </w:tc>
@@ -1031,7 +680,7 @@
                 <w:b w:val="false"/>
                 <w:bCs w:val="false"/>
               </w:rPr>
-              <w:t xml:space="preserve">n = number of students</w:t>
+              <w:t xml:space="preserve">5 × 5 × 5</w:t>
             </w:r>
           </w:p>
         </w:tc>
@@ -1061,7 +710,7 @@
                 <w:b w:val="false"/>
                 <w:bCs w:val="false"/>
               </w:rPr>
-              <w:t xml:space="preserve">A pizza is split equally among friends</w:t>
+              <w:t xml:space="preserve">10⁴</w:t>
             </w:r>
           </w:p>
         </w:tc>
@@ -1075,7 +724,7 @@
                 <w:b w:val="false"/>
                 <w:bCs w:val="false"/>
               </w:rPr>
-              <w:t xml:space="preserve">f = number of friends, pizza = 24 slices</w:t>
+              <w:t xml:space="preserve">10 × 10 × 10 × 10</w:t>
             </w:r>
           </w:p>
         </w:tc>
@@ -1115,43 +764,67 @@
           <w:b/>
           <w:bCs/>
         </w:rPr>
-        <w:t xml:space="preserve">6. onLevel — Spot the Common Mistake</w:t>
-      </w:r>
-    </w:p>
-    <w:p>
-      <w:pPr>
-        <w:spacing w:after="40" w:before="0"/>
-      </w:pPr>
-      <w:r>
-        <w:t xml:space="preserve">   Step 1 (Phrase): 8 divided by a number m</w:t>
-      </w:r>
-    </w:p>
-    <w:p>
-      <w:pPr>
-        <w:spacing w:after="40" w:before="0"/>
-      </w:pPr>
-      <w:r>
-        <w:t xml:space="preserve">   Step 2 (Student's expression): m ÷ 8</w:t>
-      </w:r>
-    </w:p>
-    <w:p>
-      <w:pPr>
-        <w:spacing w:after="40" w:before="0"/>
-      </w:pPr>
-      <w:r>
-        <w:t xml:space="preserve">   Step 3 (Reasoning): I saw 'divided by' so I wrote the variable first and then 8.</w:t>
-      </w:r>
-    </w:p>
-    <w:p>
-      <w:pPr>
-        <w:spacing w:after="60" w:before="0"/>
+        <w:t xml:space="preserve">4. Sort each power by whether its value is greater than 50 or not.</w:t>
+      </w:r>
+    </w:p>
+    <w:p>
+      <w:pPr>
+        <w:spacing w:after="80" w:before="0"/>
       </w:pPr>
       <w:r>
         <w:rPr>
           <w:i/>
           <w:iCs/>
         </w:rPr>
-        <w:t xml:space="preserve">Which step has the mistake? Explain and fix it:</w:t>
+        <w:t xml:space="preserve">Groups: Value &gt; 50   |   Value ≤ 50</w:t>
+      </w:r>
+    </w:p>
+    <w:p>
+      <w:pPr>
+        <w:spacing w:after="40" w:before="0"/>
+      </w:pPr>
+      <w:r>
+        <w:t xml:space="preserve">   • 2⁵ = 32   → __________________</w:t>
+      </w:r>
+    </w:p>
+    <w:p>
+      <w:pPr>
+        <w:spacing w:after="40" w:before="0"/>
+      </w:pPr>
+      <w:r>
+        <w:t xml:space="preserve">   • 3⁴ = 81   → __________________</w:t>
+      </w:r>
+    </w:p>
+    <w:p>
+      <w:pPr>
+        <w:spacing w:after="40" w:before="0"/>
+      </w:pPr>
+      <w:r>
+        <w:t xml:space="preserve">   • 7² = 49   → __________________</w:t>
+      </w:r>
+    </w:p>
+    <w:p>
+      <w:pPr>
+        <w:spacing w:after="40" w:before="0"/>
+      </w:pPr>
+      <w:r>
+        <w:t xml:space="preserve">   • 10² = 100   → __________________</w:t>
+      </w:r>
+    </w:p>
+    <w:p>
+      <w:pPr>
+        <w:spacing w:after="40" w:before="0"/>
+      </w:pPr>
+      <w:r>
+        <w:t xml:space="preserve">   • 5³ = 125   → __________________</w:t>
+      </w:r>
+    </w:p>
+    <w:p>
+      <w:pPr>
+        <w:spacing w:after="40" w:before="0"/>
+      </w:pPr>
+      <w:r>
+        <w:t xml:space="preserve">   • 4² = 16   → __________________</w:t>
       </w:r>
     </w:p>
     <w:p>
@@ -1167,6 +840,200 @@
     </w:p>
     <w:p>
       <w:pPr>
+        <w:spacing w:after="80" w:before="0"/>
+      </w:pPr>
+      <w:r>
+        <w:rPr>
+          <w:b/>
+          <w:bCs/>
+        </w:rPr>
+        <w:t xml:space="preserve">5. Match each power to its value.</w:t>
+      </w:r>
+    </w:p>
+    <w:tbl>
+      <w:tblPr>
+        <w:tblW w:type="pct" w:w="100%"/>
+        <w:tblBorders>
+          <w:top w:val="single" w:color="auto" w:sz="4"/>
+          <w:left w:val="single" w:color="auto" w:sz="4"/>
+          <w:bottom w:val="single" w:color="auto" w:sz="4"/>
+          <w:right w:val="single" w:color="auto" w:sz="4"/>
+          <w:insideH w:val="single" w:color="auto" w:sz="4"/>
+          <w:insideV w:val="single" w:color="auto" w:sz="4"/>
+        </w:tblBorders>
+      </w:tblPr>
+      <w:tblGrid>
+        <w:gridCol w:w="100"/>
+        <w:gridCol w:w="100"/>
+      </w:tblGrid>
+      <w:tr>
+        <w:trPr>
+          <w:tblHeader/>
+        </w:trPr>
+        <w:tc>
+          <w:tcPr>
+            <w:tcW w:type="pct" w:w="50%"/>
+          </w:tcPr>
+          <w:p>
+            <w:r>
+              <w:rPr>
+                <w:b/>
+                <w:bCs/>
+              </w:rPr>
+              <w:t xml:space="preserve">Item</w:t>
+            </w:r>
+          </w:p>
+        </w:tc>
+        <w:tc>
+          <w:tcPr>
+            <w:tcW w:type="pct" w:w="50%"/>
+          </w:tcPr>
+          <w:p>
+            <w:r>
+              <w:rPr>
+                <w:b/>
+                <w:bCs/>
+              </w:rPr>
+              <w:t xml:space="preserve">Answer choices</w:t>
+            </w:r>
+          </w:p>
+        </w:tc>
+      </w:tr>
+      <w:tr>
+        <w:tc>
+          <w:tcPr>
+            <w:tcW w:type="pct" w:w="50%"/>
+          </w:tcPr>
+          <w:p>
+            <w:r>
+              <w:t xml:space="preserve">____  2⁵</w:t>
+            </w:r>
+          </w:p>
+        </w:tc>
+        <w:tc>
+          <w:tcPr>
+            <w:tcW w:type="pct" w:w="50%"/>
+          </w:tcPr>
+          <w:p>
+            <w:r>
+              <w:t xml:space="preserve">F. 128</w:t>
+            </w:r>
+          </w:p>
+        </w:tc>
+      </w:tr>
+      <w:tr>
+        <w:tc>
+          <w:tcPr>
+            <w:tcW w:type="pct" w:w="50%"/>
+          </w:tcPr>
+          <w:p>
+            <w:r>
+              <w:t xml:space="preserve">____  3³</w:t>
+            </w:r>
+          </w:p>
+        </w:tc>
+        <w:tc>
+          <w:tcPr>
+            <w:tcW w:type="pct" w:w="50%"/>
+          </w:tcPr>
+          <w:p>
+            <w:r>
+              <w:t xml:space="preserve">E. 25</w:t>
+            </w:r>
+          </w:p>
+        </w:tc>
+      </w:tr>
+      <w:tr>
+        <w:tc>
+          <w:tcPr>
+            <w:tcW w:type="pct" w:w="50%"/>
+          </w:tcPr>
+          <w:p>
+            <w:r>
+              <w:t xml:space="preserve">____  4³</w:t>
+            </w:r>
+          </w:p>
+        </w:tc>
+        <w:tc>
+          <w:tcPr>
+            <w:tcW w:type="pct" w:w="50%"/>
+          </w:tcPr>
+          <w:p>
+            <w:r>
+              <w:t xml:space="preserve">D. 1000</w:t>
+            </w:r>
+          </w:p>
+        </w:tc>
+      </w:tr>
+      <w:tr>
+        <w:tc>
+          <w:tcPr>
+            <w:tcW w:type="pct" w:w="50%"/>
+          </w:tcPr>
+          <w:p>
+            <w:r>
+              <w:t xml:space="preserve">____  10³</w:t>
+            </w:r>
+          </w:p>
+        </w:tc>
+        <w:tc>
+          <w:tcPr>
+            <w:tcW w:type="pct" w:w="50%"/>
+          </w:tcPr>
+          <w:p>
+            <w:r>
+              <w:t xml:space="preserve">C. 64</w:t>
+            </w:r>
+          </w:p>
+        </w:tc>
+      </w:tr>
+      <w:tr>
+        <w:tc>
+          <w:tcPr>
+            <w:tcW w:type="pct" w:w="50%"/>
+          </w:tcPr>
+          <w:p>
+            <w:r>
+              <w:t xml:space="preserve">____  5²</w:t>
+            </w:r>
+          </w:p>
+        </w:tc>
+        <w:tc>
+          <w:tcPr>
+            <w:tcW w:type="pct" w:w="50%"/>
+          </w:tcPr>
+          <w:p>
+            <w:r>
+              <w:t xml:space="preserve">B. 27</w:t>
+            </w:r>
+          </w:p>
+        </w:tc>
+      </w:tr>
+      <w:tr>
+        <w:tc>
+          <w:tcPr>
+            <w:tcW w:type="pct" w:w="50%"/>
+          </w:tcPr>
+          <w:p>
+            <w:r>
+              <w:t xml:space="preserve">____  2⁷</w:t>
+            </w:r>
+          </w:p>
+        </w:tc>
+        <w:tc>
+          <w:tcPr>
+            <w:tcW w:type="pct" w:w="50%"/>
+          </w:tcPr>
+          <w:p>
+            <w:r>
+              <w:t xml:space="preserve">A. 32</w:t>
+            </w:r>
+          </w:p>
+        </w:tc>
+      </w:tr>
+    </w:tbl>
+    <w:p>
+      <w:pPr>
         <w:spacing w:after="60" w:before="120"/>
       </w:pPr>
       <w:r>
@@ -1178,17 +1045,6 @@
     </w:p>
     <w:p>
       <w:pPr>
-        <w:spacing w:after="60" w:before="120"/>
-      </w:pPr>
-      <w:r>
-        <w:rPr>
-          <w:color w:val="BBBBBB"/>
-        </w:rPr>
-        <w:t xml:space="preserve">______________________________________________________________________</w:t>
-      </w:r>
-    </w:p>
-    <w:p>
-      <w:pPr>
         <w:spacing w:after="80" w:before="0"/>
       </w:pPr>
       <w:r>
@@ -1196,232 +1052,297 @@
           <w:b/>
           <w:bCs/>
         </w:rPr>
-        <w:t xml:space="preserve">7. Line 1: A lyric says '7 more than a number of beats n.' Which expression matches?</w:t>
-      </w:r>
-    </w:p>
-    <w:p>
-      <w:pPr>
-        <w:spacing w:after="40" w:before="0"/>
-      </w:pPr>
-      <w:r>
-        <w:t xml:space="preserve">     A. n + 7</w:t>
-      </w:r>
-    </w:p>
-    <w:p>
-      <w:pPr>
-        <w:spacing w:after="40" w:before="0"/>
-      </w:pPr>
-      <w:r>
-        <w:t xml:space="preserve">     B. 7n</w:t>
-      </w:r>
-    </w:p>
-    <w:p>
-      <w:pPr>
-        <w:spacing w:after="40" w:before="0"/>
-      </w:pPr>
-      <w:r>
-        <w:t xml:space="preserve">     C. n − 7</w:t>
-      </w:r>
-    </w:p>
-    <w:p>
-      <w:pPr>
-        <w:spacing w:after="40" w:before="0"/>
-      </w:pPr>
-      <w:r>
-        <w:t xml:space="preserve">     D. 7 − n</w:t>
-      </w:r>
-    </w:p>
-    <w:p>
-      <w:pPr>
-        <w:spacing w:after="60" w:before="120"/>
-      </w:pPr>
-      <w:r>
-        <w:rPr>
-          <w:color w:val="BBBBBB"/>
-        </w:rPr>
-        <w:t xml:space="preserve">______________________________________________________________________</w:t>
-      </w:r>
-    </w:p>
-    <w:p>
-      <w:pPr>
-        <w:spacing w:after="80" w:before="0"/>
-      </w:pPr>
-      <w:r>
-        <w:rPr>
-          <w:b/>
-          <w:bCs/>
-        </w:rPr>
-        <w:t xml:space="preserve">8. Line 2: The chorus says '5 less than a number of tracks x.' Which expression matches?</w:t>
-      </w:r>
-    </w:p>
-    <w:p>
-      <w:pPr>
-        <w:spacing w:after="40" w:before="0"/>
-      </w:pPr>
-      <w:r>
-        <w:t xml:space="preserve">     A. x − 5</w:t>
-      </w:r>
-    </w:p>
-    <w:p>
-      <w:pPr>
-        <w:spacing w:after="40" w:before="0"/>
-      </w:pPr>
-      <w:r>
-        <w:t xml:space="preserve">     B. 5 − x</w:t>
-      </w:r>
-    </w:p>
-    <w:p>
-      <w:pPr>
-        <w:spacing w:after="40" w:before="0"/>
-      </w:pPr>
-      <w:r>
-        <w:t xml:space="preserve">     C. 5x</w:t>
-      </w:r>
-    </w:p>
-    <w:p>
-      <w:pPr>
-        <w:spacing w:after="40" w:before="0"/>
-      </w:pPr>
-      <w:r>
-        <w:t xml:space="preserve">     D. x + 5</w:t>
-      </w:r>
-    </w:p>
-    <w:p>
-      <w:pPr>
-        <w:spacing w:after="60" w:before="120"/>
-      </w:pPr>
-      <w:r>
-        <w:rPr>
-          <w:color w:val="BBBBBB"/>
-        </w:rPr>
-        <w:t xml:space="preserve">______________________________________________________________________</w:t>
-      </w:r>
-    </w:p>
-    <w:p>
-      <w:pPr>
-        <w:spacing w:after="80" w:before="0"/>
-      </w:pPr>
-      <w:r>
-        <w:rPr>
-          <w:b/>
-          <w:bCs/>
-        </w:rPr>
-        <w:t xml:space="preserve">9. Line 3: A verse says 'twice a number of speakers' (use s). Which expression matches?</w:t>
-      </w:r>
-    </w:p>
-    <w:p>
-      <w:pPr>
-        <w:spacing w:after="40" w:before="0"/>
-      </w:pPr>
-      <w:r>
-        <w:t xml:space="preserve">     A. 2s</w:t>
-      </w:r>
-    </w:p>
-    <w:p>
-      <w:pPr>
-        <w:spacing w:after="40" w:before="0"/>
-      </w:pPr>
-      <w:r>
-        <w:t xml:space="preserve">     B. s + 2</w:t>
-      </w:r>
-    </w:p>
-    <w:p>
-      <w:pPr>
-        <w:spacing w:after="40" w:before="0"/>
-      </w:pPr>
-      <w:r>
-        <w:t xml:space="preserve">     C. s − 2</w:t>
-      </w:r>
-    </w:p>
-    <w:p>
-      <w:pPr>
-        <w:spacing w:after="40" w:before="0"/>
-      </w:pPr>
-      <w:r>
-        <w:t xml:space="preserve">     D. s ÷ 2</w:t>
-      </w:r>
-    </w:p>
-    <w:p>
-      <w:pPr>
-        <w:spacing w:after="60" w:before="120"/>
-      </w:pPr>
-      <w:r>
-        <w:rPr>
-          <w:color w:val="BBBBBB"/>
-        </w:rPr>
-        <w:t xml:space="preserve">______________________________________________________________________</w:t>
-      </w:r>
-    </w:p>
-    <w:p>
-      <w:pPr>
-        <w:spacing w:after="80" w:before="0"/>
-      </w:pPr>
-      <w:r>
-        <w:rPr>
-          <w:b/>
-          <w:bCs/>
-        </w:rPr>
-        <w:t xml:space="preserve">10. Sort each studio lyric by the operation its key word names.</w:t>
-      </w:r>
-    </w:p>
-    <w:p>
-      <w:pPr>
-        <w:spacing w:after="80" w:before="0"/>
+        <w:t xml:space="preserve">6. onLevel — Spot the Common Mistake</w:t>
+      </w:r>
+    </w:p>
+    <w:p>
+      <w:pPr>
+        <w:spacing w:after="40" w:before="0"/>
+      </w:pPr>
+      <w:r>
+        <w:t xml:space="preserve">   Step 1 (Expression): 2⁴</w:t>
+      </w:r>
+    </w:p>
+    <w:p>
+      <w:pPr>
+        <w:spacing w:after="40" w:before="0"/>
+      </w:pPr>
+      <w:r>
+        <w:t xml:space="preserve">   Step 2 (Student's thinking): 2 × 4</w:t>
+      </w:r>
+    </w:p>
+    <w:p>
+      <w:pPr>
+        <w:spacing w:after="40" w:before="0"/>
+      </w:pPr>
+      <w:r>
+        <w:t xml:space="preserve">   Step 3 (Calculate): = 8</w:t>
+      </w:r>
+    </w:p>
+    <w:p>
+      <w:pPr>
+        <w:spacing w:after="60" w:before="0"/>
       </w:pPr>
       <w:r>
         <w:rPr>
           <w:i/>
           <w:iCs/>
         </w:rPr>
-        <w:t xml:space="preserve">Groups: Addition   |   Subtraction   |   Multiplication   |   Division</w:t>
-      </w:r>
-    </w:p>
-    <w:p>
-      <w:pPr>
-        <w:spacing w:after="40" w:before="0"/>
-      </w:pPr>
-      <w:r>
-        <w:t xml:space="preserve">   • the sum of a number of mics m and 9   → __________________</w:t>
-      </w:r>
-    </w:p>
-    <w:p>
-      <w:pPr>
-        <w:spacing w:after="40" w:before="0"/>
-      </w:pPr>
-      <w:r>
-        <w:t xml:space="preserve">   • a number of riffs r increased by 6   → __________________</w:t>
-      </w:r>
-    </w:p>
-    <w:p>
-      <w:pPr>
-        <w:spacing w:after="40" w:before="0"/>
-      </w:pPr>
-      <w:r>
-        <w:t xml:space="preserve">   • 4 less than a number of solos j   → __________________</w:t>
-      </w:r>
-    </w:p>
-    <w:p>
-      <w:pPr>
-        <w:spacing w:after="40" w:before="0"/>
-      </w:pPr>
-      <w:r>
-        <w:t xml:space="preserve">   • a number of takes k decreased by 8   → __________________</w:t>
-      </w:r>
-    </w:p>
-    <w:p>
-      <w:pPr>
-        <w:spacing w:after="40" w:before="0"/>
-      </w:pPr>
-      <w:r>
-        <w:t xml:space="preserve">   • the product of 5 and a number of loops g   → __________________</w:t>
-      </w:r>
-    </w:p>
-    <w:p>
-      <w:pPr>
-        <w:spacing w:after="40" w:before="0"/>
-      </w:pPr>
-      <w:r>
-        <w:t xml:space="preserve">   • a number of verses v divided by 3   → __________________</w:t>
+        <w:t xml:space="preserve">Which step has the mistake? Explain and fix it:</w:t>
+      </w:r>
+    </w:p>
+    <w:p>
+      <w:pPr>
+        <w:spacing w:after="60" w:before="120"/>
+      </w:pPr>
+      <w:r>
+        <w:rPr>
+          <w:color w:val="BBBBBB"/>
+        </w:rPr>
+        <w:t xml:space="preserve">______________________________________________________________________</w:t>
+      </w:r>
+    </w:p>
+    <w:p>
+      <w:pPr>
+        <w:spacing w:after="60" w:before="120"/>
+      </w:pPr>
+      <w:r>
+        <w:rPr>
+          <w:color w:val="BBBBBB"/>
+        </w:rPr>
+        <w:t xml:space="preserve">______________________________________________________________________</w:t>
+      </w:r>
+    </w:p>
+    <w:p>
+      <w:pPr>
+        <w:spacing w:after="60" w:before="120"/>
+      </w:pPr>
+      <w:r>
+        <w:rPr>
+          <w:color w:val="BBBBBB"/>
+        </w:rPr>
+        <w:t xml:space="preserve">______________________________________________________________________</w:t>
+      </w:r>
+    </w:p>
+    <w:p>
+      <w:pPr>
+        <w:spacing w:after="80" w:before="0"/>
+      </w:pPr>
+      <w:r>
+        <w:rPr>
+          <w:b/>
+          <w:bCs/>
+        </w:rPr>
+        <w:t xml:space="preserve">7. The drum loop plays 3⁴ beats. What is the value of 3⁴?</w:t>
+      </w:r>
+    </w:p>
+    <w:p>
+      <w:pPr>
+        <w:spacing w:after="40" w:before="0"/>
+      </w:pPr>
+      <w:r>
+        <w:t xml:space="preserve">     A. 81</w:t>
+      </w:r>
+    </w:p>
+    <w:p>
+      <w:pPr>
+        <w:spacing w:after="40" w:before="0"/>
+      </w:pPr>
+      <w:r>
+        <w:t xml:space="preserve">     B. 12</w:t>
+      </w:r>
+    </w:p>
+    <w:p>
+      <w:pPr>
+        <w:spacing w:after="40" w:before="0"/>
+      </w:pPr>
+      <w:r>
+        <w:t xml:space="preserve">     C. 7</w:t>
+      </w:r>
+    </w:p>
+    <w:p>
+      <w:pPr>
+        <w:spacing w:after="40" w:before="0"/>
+      </w:pPr>
+      <w:r>
+        <w:t xml:space="preserve">     D. 27</w:t>
+      </w:r>
+    </w:p>
+    <w:p>
+      <w:pPr>
+        <w:spacing w:after="60" w:before="120"/>
+      </w:pPr>
+      <w:r>
+        <w:rPr>
+          <w:color w:val="BBBBBB"/>
+        </w:rPr>
+        <w:t xml:space="preserve">______________________________________________________________________</w:t>
+      </w:r>
+    </w:p>
+    <w:p>
+      <w:pPr>
+        <w:spacing w:after="80" w:before="0"/>
+      </w:pPr>
+      <w:r>
+        <w:rPr>
+          <w:b/>
+          <w:bCs/>
+        </w:rPr>
+        <w:t xml:space="preserve">8. A synth pattern repeats 7 × 7 × 7. How do you write that as a power?</w:t>
+      </w:r>
+    </w:p>
+    <w:p>
+      <w:pPr>
+        <w:spacing w:after="40" w:before="0"/>
+      </w:pPr>
+      <w:r>
+        <w:t xml:space="preserve">     A. 7³</w:t>
+      </w:r>
+    </w:p>
+    <w:p>
+      <w:pPr>
+        <w:spacing w:after="40" w:before="0"/>
+      </w:pPr>
+      <w:r>
+        <w:t xml:space="preserve">     B. 3⁷</w:t>
+      </w:r>
+    </w:p>
+    <w:p>
+      <w:pPr>
+        <w:spacing w:after="40" w:before="0"/>
+      </w:pPr>
+      <w:r>
+        <w:t xml:space="preserve">     C. 7 × 3</w:t>
+      </w:r>
+    </w:p>
+    <w:p>
+      <w:pPr>
+        <w:spacing w:after="40" w:before="0"/>
+      </w:pPr>
+      <w:r>
+        <w:t xml:space="preserve">     D. 21³</w:t>
+      </w:r>
+    </w:p>
+    <w:p>
+      <w:pPr>
+        <w:spacing w:after="60" w:before="120"/>
+      </w:pPr>
+      <w:r>
+        <w:rPr>
+          <w:color w:val="BBBBBB"/>
+        </w:rPr>
+        <w:t xml:space="preserve">______________________________________________________________________</w:t>
+      </w:r>
+    </w:p>
+    <w:p>
+      <w:pPr>
+        <w:spacing w:after="80" w:before="0"/>
+      </w:pPr>
+      <w:r>
+        <w:rPr>
+          <w:b/>
+          <w:bCs/>
+        </w:rPr>
+        <w:t xml:space="preserve">9. The bass line doubles for 2⁶ counts. What is the value of 2⁶?</w:t>
+      </w:r>
+    </w:p>
+    <w:p>
+      <w:pPr>
+        <w:spacing w:after="40" w:before="0"/>
+      </w:pPr>
+      <w:r>
+        <w:t xml:space="preserve">     A. 64</w:t>
+      </w:r>
+    </w:p>
+    <w:p>
+      <w:pPr>
+        <w:spacing w:after="40" w:before="0"/>
+      </w:pPr>
+      <w:r>
+        <w:t xml:space="preserve">     B. 12</w:t>
+      </w:r>
+    </w:p>
+    <w:p>
+      <w:pPr>
+        <w:spacing w:after="40" w:before="0"/>
+      </w:pPr>
+      <w:r>
+        <w:t xml:space="preserve">     C. 32</w:t>
+      </w:r>
+    </w:p>
+    <w:p>
+      <w:pPr>
+        <w:spacing w:after="40" w:before="0"/>
+      </w:pPr>
+      <w:r>
+        <w:t xml:space="preserve">     D. 36</w:t>
+      </w:r>
+    </w:p>
+    <w:p>
+      <w:pPr>
+        <w:spacing w:after="60" w:before="120"/>
+      </w:pPr>
+      <w:r>
+        <w:rPr>
+          <w:color w:val="BBBBBB"/>
+        </w:rPr>
+        <w:t xml:space="preserve">______________________________________________________________________</w:t>
+      </w:r>
+    </w:p>
+    <w:p>
+      <w:pPr>
+        <w:spacing w:after="80" w:before="0"/>
+      </w:pPr>
+      <w:r>
+        <w:rPr>
+          <w:b/>
+          <w:bCs/>
+        </w:rPr>
+        <w:t xml:space="preserve">10. Drag each repeated-multiplication beat next to its matching exponential form.</w:t>
+      </w:r>
+    </w:p>
+    <w:p>
+      <w:pPr>
+        <w:spacing w:after="80" w:before="0"/>
+      </w:pPr>
+      <w:r>
+        <w:rPr>
+          <w:i/>
+          <w:iCs/>
+        </w:rPr>
+        <w:t xml:space="preserve">Groups: 7³   |   6²   |   4⁴   |   9²</w:t>
+      </w:r>
+    </w:p>
+    <w:p>
+      <w:pPr>
+        <w:spacing w:after="40" w:before="0"/>
+      </w:pPr>
+      <w:r>
+        <w:t xml:space="preserve">   • 7 × 7 × 7   → __________________</w:t>
+      </w:r>
+    </w:p>
+    <w:p>
+      <w:pPr>
+        <w:spacing w:after="40" w:before="0"/>
+      </w:pPr>
+      <w:r>
+        <w:t xml:space="preserve">   • 6 × 6   → __________________</w:t>
+      </w:r>
+    </w:p>
+    <w:p>
+      <w:pPr>
+        <w:spacing w:after="40" w:before="0"/>
+      </w:pPr>
+      <w:r>
+        <w:t xml:space="preserve">   • 4 × 4 × 4 × 4   → __________________</w:t>
+      </w:r>
+    </w:p>
+    <w:p>
+      <w:pPr>
+        <w:spacing w:after="40" w:before="0"/>
+      </w:pPr>
+      <w:r>
+        <w:t xml:space="preserve">   • 9 × 9   → __________________</w:t>
       </w:r>
     </w:p>
     <w:p>
@@ -1462,15 +1383,15 @@
           <w:b/>
           <w:bCs/>
         </w:rPr>
-        <w:t xml:space="preserve">1. A. 6n</w:t>
-      </w:r>
-    </w:p>
-    <w:p>
-      <w:pPr>
-        <w:spacing w:after="20" w:before="0"/>
-      </w:pPr>
-      <w:r>
-        <w:t xml:space="preserve">     'Product' means multiplication, so the product of 6 and n is 6n.</w:t>
+        <w:t xml:space="preserve">1. A. 64</w:t>
+      </w:r>
+    </w:p>
+    <w:p>
+      <w:pPr>
+        <w:spacing w:after="20" w:before="0"/>
+      </w:pPr>
+      <w:r>
+        <w:t xml:space="preserve">     4³ = 4 × 4 × 4 = 64.</w:t>
       </w:r>
     </w:p>
     <w:p>
@@ -1482,27 +1403,27 @@
           <w:i/>
           <w:iCs/>
         </w:rPr>
-        <w:t xml:space="preserve">     Watch for: A common mistake in Write Algebraic Expressions is treating 'each' or 'per' as if it means add instead of multiply, and attaching the variable to the wrong number. For 'a $25 setup fee plus $8 per hour, h,' students often write 25 + 8 + h (adding all three numbers) or 25h + 8 (multiplying the flat fee by h) instead of the correct 8h + 25. Since $8 applies per hour, it must multiply the variable (8h), and the flat $25 fee is a constant added only once — check that the per-unit rate, not the flat fee, is the number multiplied by the variable.</w:t>
-      </w:r>
-    </w:p>
-    <w:p>
-      <w:pPr>
-        <w:spacing w:after="40" w:before="0"/>
-      </w:pPr>
-      <w:r>
-        <w:rPr>
-          <w:b/>
-          <w:bCs/>
-        </w:rPr>
-        <w:t xml:space="preserve">2. A. y − 9</w:t>
-      </w:r>
-    </w:p>
-    <w:p>
-      <w:pPr>
-        <w:spacing w:after="20" w:before="0"/>
-      </w:pPr>
-      <w:r>
-        <w:t xml:space="preserve">     'Less than' means subtract from the number, so it's y − 9.</w:t>
+        <w:t xml:space="preserve">     Watch for: A common mistake in Powers and Exponents is multiplying the base by the exponent instead of using the base as a repeated factor — for example, thinking 2³ = 2 × 3 = 6 instead of 2³ = 2 × 2 × 2 = 8. Before you submit, rewrite the power as repeated multiplication first, then multiply step by step.</w:t>
+      </w:r>
+    </w:p>
+    <w:p>
+      <w:pPr>
+        <w:spacing w:after="40" w:before="0"/>
+      </w:pPr>
+      <w:r>
+        <w:rPr>
+          <w:b/>
+          <w:bCs/>
+        </w:rPr>
+        <w:t xml:space="preserve">2. A. 36</w:t>
+      </w:r>
+    </w:p>
+    <w:p>
+      <w:pPr>
+        <w:spacing w:after="20" w:before="0"/>
+      </w:pPr>
+      <w:r>
+        <w:t xml:space="preserve">     6² = 6 × 6 = 36.</w:t>
       </w:r>
     </w:p>
     <w:p>
@@ -1514,67 +1435,51 @@
           <w:i/>
           <w:iCs/>
         </w:rPr>
-        <w:t xml:space="preserve">     Watch for: A common mistake in Write Algebraic Expressions is treating 'each' or 'per' as if it means add instead of multiply, and attaching the variable to the wrong number. For 'a $25 setup fee plus $8 per hour, h,' students often write 25 + 8 + h (adding all three numbers) or 25h + 8 (multiplying the flat fee by h) instead of the correct 8h + 25. Since $8 applies per hour, it must multiply the variable (8h), and the flat $25 fee is a constant added only once — check that the per-unit rate, not the flat fee, is the number multiplied by the variable.</w:t>
-      </w:r>
-    </w:p>
-    <w:p>
-      <w:pPr>
-        <w:spacing w:after="40" w:before="0"/>
-      </w:pPr>
-      <w:r>
-        <w:rPr>
-          <w:b/>
-          <w:bCs/>
-        </w:rPr>
-        <w:t xml:space="preserve">3. Correct groups:</w:t>
-      </w:r>
-    </w:p>
-    <w:p>
-      <w:pPr>
-        <w:spacing w:after="20" w:before="0"/>
-      </w:pPr>
-      <w:r>
-        <w:t xml:space="preserve">     twice a number k → 2k → Correctly Matched</w:t>
-      </w:r>
-    </w:p>
-    <w:p>
-      <w:pPr>
-        <w:spacing w:after="20" w:before="0"/>
-      </w:pPr>
-      <w:r>
-        <w:t xml:space="preserve">     a number b divided by 5 → b ÷ 5 → Correctly Matched</w:t>
-      </w:r>
-    </w:p>
-    <w:p>
-      <w:pPr>
-        <w:spacing w:after="20" w:before="0"/>
-      </w:pPr>
-      <w:r>
-        <w:t xml:space="preserve">     the sum of a number d and 15 → d + 15 → Correctly Matched</w:t>
-      </w:r>
-    </w:p>
-    <w:p>
-      <w:pPr>
-        <w:spacing w:after="20" w:before="0"/>
-      </w:pPr>
-      <w:r>
-        <w:t xml:space="preserve">     10 decreased by a number r → 10 − r → Correctly Matched</w:t>
-      </w:r>
-    </w:p>
-    <w:p>
-      <w:pPr>
-        <w:spacing w:after="20" w:before="0"/>
-      </w:pPr>
-      <w:r>
-        <w:t xml:space="preserve">     4 more than triple a number c → 3c + 4 → Correctly Matched</w:t>
-      </w:r>
-    </w:p>
-    <w:p>
-      <w:pPr>
-        <w:spacing w:after="20" w:before="0"/>
-      </w:pPr>
-      <w:r>
-        <w:t xml:space="preserve">     half of a number h → h ÷ 2 → Correctly Matched</w:t>
+        <w:t xml:space="preserve">     Watch for: A common mistake in Powers and Exponents is multiplying the base by the exponent instead of using the base as a repeated factor — for example, thinking 2³ = 2 × 3 = 6 instead of 2³ = 2 × 2 × 2 = 8. Before you submit, rewrite the power as repeated multiplication first, then multiply step by step.</w:t>
+      </w:r>
+    </w:p>
+    <w:p>
+      <w:pPr>
+        <w:spacing w:after="40" w:before="0"/>
+      </w:pPr>
+      <w:r>
+        <w:rPr>
+          <w:b/>
+          <w:bCs/>
+        </w:rPr>
+        <w:t xml:space="preserve">3. Evaluate each exponential expression. Show the repeated multiplication and the final value.</w:t>
+      </w:r>
+    </w:p>
+    <w:p>
+      <w:pPr>
+        <w:spacing w:after="20" w:before="0"/>
+      </w:pPr>
+      <w:r>
+        <w:t xml:space="preserve">     4³ — Value: 64</w:t>
+      </w:r>
+    </w:p>
+    <w:p>
+      <w:pPr>
+        <w:spacing w:after="20" w:before="0"/>
+      </w:pPr>
+      <w:r>
+        <w:t xml:space="preserve">     2⁶ — Value: 64</w:t>
+      </w:r>
+    </w:p>
+    <w:p>
+      <w:pPr>
+        <w:spacing w:after="20" w:before="0"/>
+      </w:pPr>
+      <w:r>
+        <w:t xml:space="preserve">     5³ — Value: 125</w:t>
+      </w:r>
+    </w:p>
+    <w:p>
+      <w:pPr>
+        <w:spacing w:after="20" w:before="0"/>
+      </w:pPr>
+      <w:r>
+        <w:t xml:space="preserve">     10⁴ — Value: 10000</w:t>
       </w:r>
     </w:p>
     <w:p>
@@ -1594,55 +1499,55 @@
           <w:b/>
           <w:bCs/>
         </w:rPr>
-        <w:t xml:space="preserve">4. Matches:</w:t>
-      </w:r>
-    </w:p>
-    <w:p>
-      <w:pPr>
-        <w:spacing w:after="20" w:before="0"/>
-      </w:pPr>
-      <w:r>
-        <w:t xml:space="preserve">     the product of 5 and n → 5n</w:t>
-      </w:r>
-    </w:p>
-    <w:p>
-      <w:pPr>
-        <w:spacing w:after="20" w:before="0"/>
-      </w:pPr>
-      <w:r>
-        <w:t xml:space="preserve">     8 less than a number w → w − 8</w:t>
-      </w:r>
-    </w:p>
-    <w:p>
-      <w:pPr>
-        <w:spacing w:after="20" w:before="0"/>
-      </w:pPr>
-      <w:r>
-        <w:t xml:space="preserve">     a number p increased by 12 → p + 12</w:t>
-      </w:r>
-    </w:p>
-    <w:p>
-      <w:pPr>
-        <w:spacing w:after="20" w:before="0"/>
-      </w:pPr>
-      <w:r>
-        <w:t xml:space="preserve">     twice a number x, plus 3 → 2x + 3</w:t>
-      </w:r>
-    </w:p>
-    <w:p>
-      <w:pPr>
-        <w:spacing w:after="20" w:before="0"/>
-      </w:pPr>
-      <w:r>
-        <w:t xml:space="preserve">     a number y divided by 4 → y ÷ 4</w:t>
-      </w:r>
-    </w:p>
-    <w:p>
-      <w:pPr>
-        <w:spacing w:after="20" w:before="0"/>
-      </w:pPr>
-      <w:r>
-        <w:t xml:space="preserve">     7 more than a number z → z + 7</w:t>
+        <w:t xml:space="preserve">4. Correct groups:</w:t>
+      </w:r>
+    </w:p>
+    <w:p>
+      <w:pPr>
+        <w:spacing w:after="20" w:before="0"/>
+      </w:pPr>
+      <w:r>
+        <w:t xml:space="preserve">     2⁵ = 32 → Value ≤ 50</w:t>
+      </w:r>
+    </w:p>
+    <w:p>
+      <w:pPr>
+        <w:spacing w:after="20" w:before="0"/>
+      </w:pPr>
+      <w:r>
+        <w:t xml:space="preserve">     3⁴ = 81 → Value &gt; 50</w:t>
+      </w:r>
+    </w:p>
+    <w:p>
+      <w:pPr>
+        <w:spacing w:after="20" w:before="0"/>
+      </w:pPr>
+      <w:r>
+        <w:t xml:space="preserve">     7² = 49 → Value ≤ 50</w:t>
+      </w:r>
+    </w:p>
+    <w:p>
+      <w:pPr>
+        <w:spacing w:after="20" w:before="0"/>
+      </w:pPr>
+      <w:r>
+        <w:t xml:space="preserve">     10² = 100 → Value &gt; 50</w:t>
+      </w:r>
+    </w:p>
+    <w:p>
+      <w:pPr>
+        <w:spacing w:after="20" w:before="0"/>
+      </w:pPr>
+      <w:r>
+        <w:t xml:space="preserve">     5³ = 125 → Value &gt; 50</w:t>
+      </w:r>
+    </w:p>
+    <w:p>
+      <w:pPr>
+        <w:spacing w:after="20" w:before="0"/>
+      </w:pPr>
+      <w:r>
+        <w:t xml:space="preserve">     4² = 16 → Value ≤ 50</w:t>
       </w:r>
     </w:p>
     <w:p>
@@ -1662,39 +1567,55 @@
           <w:b/>
           <w:bCs/>
         </w:rPr>
-        <w:t xml:space="preserve">5. Write an algebraic expression for each real-world situation.</w:t>
-      </w:r>
-    </w:p>
-    <w:p>
-      <w:pPr>
-        <w:spacing w:after="20" w:before="0"/>
-      </w:pPr>
-      <w:r>
-        <w:t xml:space="preserve">     Movie tickets cost $12 each — Expression: 12t</w:t>
-      </w:r>
-    </w:p>
-    <w:p>
-      <w:pPr>
-        <w:spacing w:after="20" w:before="0"/>
-      </w:pPr>
-      <w:r>
-        <w:t xml:space="preserve">     You had $50 and spent some money — Expression: 50 − s</w:t>
-      </w:r>
-    </w:p>
-    <w:p>
-      <w:pPr>
-        <w:spacing w:after="20" w:before="0"/>
-      </w:pPr>
-      <w:r>
-        <w:t xml:space="preserve">     Each student gets 3 pencils plus 2 erasers — Expression: 3n + 2n or 5n</w:t>
-      </w:r>
-    </w:p>
-    <w:p>
-      <w:pPr>
-        <w:spacing w:after="20" w:before="0"/>
-      </w:pPr>
-      <w:r>
-        <w:t xml:space="preserve">     A pizza is split equally among friends — Expression: 24 ÷ f</w:t>
+        <w:t xml:space="preserve">5. Matches:</w:t>
+      </w:r>
+    </w:p>
+    <w:p>
+      <w:pPr>
+        <w:spacing w:after="20" w:before="0"/>
+      </w:pPr>
+      <w:r>
+        <w:t xml:space="preserve">     2⁵ → 32</w:t>
+      </w:r>
+    </w:p>
+    <w:p>
+      <w:pPr>
+        <w:spacing w:after="20" w:before="0"/>
+      </w:pPr>
+      <w:r>
+        <w:t xml:space="preserve">     3³ → 27</w:t>
+      </w:r>
+    </w:p>
+    <w:p>
+      <w:pPr>
+        <w:spacing w:after="20" w:before="0"/>
+      </w:pPr>
+      <w:r>
+        <w:t xml:space="preserve">     4³ → 64</w:t>
+      </w:r>
+    </w:p>
+    <w:p>
+      <w:pPr>
+        <w:spacing w:after="20" w:before="0"/>
+      </w:pPr>
+      <w:r>
+        <w:t xml:space="preserve">     10³ → 1000</w:t>
+      </w:r>
+    </w:p>
+    <w:p>
+      <w:pPr>
+        <w:spacing w:after="20" w:before="0"/>
+      </w:pPr>
+      <w:r>
+        <w:t xml:space="preserve">     5² → 25</w:t>
+      </w:r>
+    </w:p>
+    <w:p>
+      <w:pPr>
+        <w:spacing w:after="20" w:before="0"/>
+      </w:pPr>
+      <w:r>
+        <w:t xml:space="preserve">     2⁷ → 128</w:t>
       </w:r>
     </w:p>
     <w:p>
@@ -1730,27 +1651,27 @@
         <w:spacing w:after="20" w:before="0"/>
       </w:pPr>
       <w:r>
-        <w:t xml:space="preserve">     Correct work: '8 divided by a number m' means start with 8 and divide it by m: 8 ÷ m. Division is not commutative, so order matters — m ÷ 8 means something different (a number m divided by 8).</w:t>
-      </w:r>
-    </w:p>
-    <w:p>
-      <w:pPr>
-        <w:spacing w:after="40" w:before="0"/>
-      </w:pPr>
-      <w:r>
-        <w:rPr>
-          <w:b/>
-          <w:bCs/>
-        </w:rPr>
-        <w:t xml:space="preserve">7. A. n + 7</w:t>
-      </w:r>
-    </w:p>
-    <w:p>
-      <w:pPr>
-        <w:spacing w:after="20" w:before="0"/>
-      </w:pPr>
-      <w:r>
-        <w:t xml:space="preserve">     'More than' means addition, so '7 more than n' is n + 7.</w:t>
+        <w:t xml:space="preserve">     Correct work: 2⁴ does NOT mean 2 × 4. The exponent 4 tells you to use the base 2 as a factor 4 times: 2 × 2 × 2 × 2 = 16. So 2⁴ = 16, not 8.</w:t>
+      </w:r>
+    </w:p>
+    <w:p>
+      <w:pPr>
+        <w:spacing w:after="40" w:before="0"/>
+      </w:pPr>
+      <w:r>
+        <w:rPr>
+          <w:b/>
+          <w:bCs/>
+        </w:rPr>
+        <w:t xml:space="preserve">7. A. 81</w:t>
+      </w:r>
+    </w:p>
+    <w:p>
+      <w:pPr>
+        <w:spacing w:after="20" w:before="0"/>
+      </w:pPr>
+      <w:r>
+        <w:t xml:space="preserve">     3⁴ means use 3 as a factor 4 times: 3 × 3 × 3 × 3 = 81. It is NOT 3 × 4 = 12.</w:t>
       </w:r>
     </w:p>
     <w:p>
@@ -1762,27 +1683,27 @@
           <w:i/>
           <w:iCs/>
         </w:rPr>
-        <w:t xml:space="preserve">     Watch for: A common mistake in Write Algebraic Expressions is treating 'each' or 'per' as if it means add instead of multiply, and attaching the variable to the wrong number. For 'a $25 setup fee plus $8 per hour, h,' students often write 25 + 8 + h (adding all three numbers) or 25h + 8 (multiplying the flat fee by h) instead of the correct 8h + 25. Since $8 applies per hour, it must multiply the variable (8h), and the flat $25 fee is a constant added only once — check that the per-unit rate, not the flat fee, is the number multiplied by the variable.</w:t>
-      </w:r>
-    </w:p>
-    <w:p>
-      <w:pPr>
-        <w:spacing w:after="40" w:before="0"/>
-      </w:pPr>
-      <w:r>
-        <w:rPr>
-          <w:b/>
-          <w:bCs/>
-        </w:rPr>
-        <w:t xml:space="preserve">8. A. x − 5</w:t>
-      </w:r>
-    </w:p>
-    <w:p>
-      <w:pPr>
-        <w:spacing w:after="20" w:before="0"/>
-      </w:pPr>
-      <w:r>
-        <w:t xml:space="preserve">     'Less than' subtracts from the number: start with x and take away 5, so x − 5.</w:t>
+        <w:t xml:space="preserve">     Watch for: A common mistake in Powers and Exponents is multiplying the base by the exponent instead of using the base as a repeated factor — for example, thinking 2³ = 2 × 3 = 6 instead of 2³ = 2 × 2 × 2 = 8. Before you submit, rewrite the power as repeated multiplication first, then multiply step by step.</w:t>
+      </w:r>
+    </w:p>
+    <w:p>
+      <w:pPr>
+        <w:spacing w:after="40" w:before="0"/>
+      </w:pPr>
+      <w:r>
+        <w:rPr>
+          <w:b/>
+          <w:bCs/>
+        </w:rPr>
+        <w:t xml:space="preserve">8. A. 7³</w:t>
+      </w:r>
+    </w:p>
+    <w:p>
+      <w:pPr>
+        <w:spacing w:after="20" w:before="0"/>
+      </w:pPr>
+      <w:r>
+        <w:t xml:space="preserve">     The base 7 is used as a factor 3 times, so the power is 7³. 7³ = 7 × 7 × 7 = 343.</w:t>
       </w:r>
     </w:p>
     <w:p>
@@ -1794,27 +1715,27 @@
           <w:i/>
           <w:iCs/>
         </w:rPr>
-        <w:t xml:space="preserve">     Watch for: A common mistake in Write Algebraic Expressions is treating 'each' or 'per' as if it means add instead of multiply, and attaching the variable to the wrong number. For 'a $25 setup fee plus $8 per hour, h,' students often write 25 + 8 + h (adding all three numbers) or 25h + 8 (multiplying the flat fee by h) instead of the correct 8h + 25. Since $8 applies per hour, it must multiply the variable (8h), and the flat $25 fee is a constant added only once — check that the per-unit rate, not the flat fee, is the number multiplied by the variable.</w:t>
-      </w:r>
-    </w:p>
-    <w:p>
-      <w:pPr>
-        <w:spacing w:after="40" w:before="0"/>
-      </w:pPr>
-      <w:r>
-        <w:rPr>
-          <w:b/>
-          <w:bCs/>
-        </w:rPr>
-        <w:t xml:space="preserve">9. A. 2s</w:t>
-      </w:r>
-    </w:p>
-    <w:p>
-      <w:pPr>
-        <w:spacing w:after="20" w:before="0"/>
-      </w:pPr>
-      <w:r>
-        <w:t xml:space="preserve">     'Twice' means two times the number, so twice s is 2s.</w:t>
+        <w:t xml:space="preserve">     Watch for: A common mistake in Powers and Exponents is multiplying the base by the exponent instead of using the base as a repeated factor — for example, thinking 2³ = 2 × 3 = 6 instead of 2³ = 2 × 2 × 2 = 8. Before you submit, rewrite the power as repeated multiplication first, then multiply step by step.</w:t>
+      </w:r>
+    </w:p>
+    <w:p>
+      <w:pPr>
+        <w:spacing w:after="40" w:before="0"/>
+      </w:pPr>
+      <w:r>
+        <w:rPr>
+          <w:b/>
+          <w:bCs/>
+        </w:rPr>
+        <w:t xml:space="preserve">9. A. 64</w:t>
+      </w:r>
+    </w:p>
+    <w:p>
+      <w:pPr>
+        <w:spacing w:after="20" w:before="0"/>
+      </w:pPr>
+      <w:r>
+        <w:t xml:space="preserve">     2⁶ = 2 × 2 × 2 × 2 × 2 × 2 = 64. The exponent 6 counts how many times 2 is a factor.</w:t>
       </w:r>
     </w:p>
     <w:p>
@@ -1826,7 +1747,7 @@
           <w:i/>
           <w:iCs/>
         </w:rPr>
-        <w:t xml:space="preserve">     Watch for: A common mistake in Write Algebraic Expressions is treating 'each' or 'per' as if it means add instead of multiply, and attaching the variable to the wrong number. For 'a $25 setup fee plus $8 per hour, h,' students often write 25 + 8 + h (adding all three numbers) or 25h + 8 (multiplying the flat fee by h) instead of the correct 8h + 25. Since $8 applies per hour, it must multiply the variable (8h), and the flat $25 fee is a constant added only once — check that the per-unit rate, not the flat fee, is the number multiplied by the variable.</w:t>
+        <w:t xml:space="preserve">     Watch for: A common mistake in Powers and Exponents is multiplying the base by the exponent instead of using the base as a repeated factor — for example, thinking 2³ = 2 × 3 = 6 instead of 2³ = 2 × 2 × 2 = 8. Before you submit, rewrite the power as repeated multiplication first, then multiply step by step.</w:t>
       </w:r>
     </w:p>
     <w:p>
@@ -1846,47 +1767,31 @@
         <w:spacing w:after="20" w:before="0"/>
       </w:pPr>
       <w:r>
-        <w:t xml:space="preserve">     the sum of a number of mics m and 9 → Addition</w:t>
-      </w:r>
-    </w:p>
-    <w:p>
-      <w:pPr>
-        <w:spacing w:after="20" w:before="0"/>
-      </w:pPr>
-      <w:r>
-        <w:t xml:space="preserve">     a number of riffs r increased by 6 → Addition</w:t>
-      </w:r>
-    </w:p>
-    <w:p>
-      <w:pPr>
-        <w:spacing w:after="20" w:before="0"/>
-      </w:pPr>
-      <w:r>
-        <w:t xml:space="preserve">     4 less than a number of solos j → Subtraction</w:t>
-      </w:r>
-    </w:p>
-    <w:p>
-      <w:pPr>
-        <w:spacing w:after="20" w:before="0"/>
-      </w:pPr>
-      <w:r>
-        <w:t xml:space="preserve">     a number of takes k decreased by 8 → Subtraction</w:t>
-      </w:r>
-    </w:p>
-    <w:p>
-      <w:pPr>
-        <w:spacing w:after="20" w:before="0"/>
-      </w:pPr>
-      <w:r>
-        <w:t xml:space="preserve">     the product of 5 and a number of loops g → Multiplication</w:t>
-      </w:r>
-    </w:p>
-    <w:p>
-      <w:pPr>
-        <w:spacing w:after="20" w:before="0"/>
-      </w:pPr>
-      <w:r>
-        <w:t xml:space="preserve">     a number of verses v divided by 3 → Division</w:t>
+        <w:t xml:space="preserve">     7 × 7 × 7 → 7³</w:t>
+      </w:r>
+    </w:p>
+    <w:p>
+      <w:pPr>
+        <w:spacing w:after="20" w:before="0"/>
+      </w:pPr>
+      <w:r>
+        <w:t xml:space="preserve">     6 × 6 → 6²</w:t>
+      </w:r>
+    </w:p>
+    <w:p>
+      <w:pPr>
+        <w:spacing w:after="20" w:before="0"/>
+      </w:pPr>
+      <w:r>
+        <w:t xml:space="preserve">     4 × 4 × 4 × 4 → 4⁴</w:t>
+      </w:r>
+    </w:p>
+    <w:p>
+      <w:pPr>
+        <w:spacing w:after="20" w:before="0"/>
+      </w:pPr>
+      <w:r>
+        <w:t xml:space="preserve">     9 × 9 → 9²</w:t>
       </w:r>
     </w:p>
     <w:p>

--- a/lessons/6-3/homework.docx
+++ b/lessons/6-3/homework.docx
@@ -12,7 +12,7 @@
           <w:b/>
           <w:bCs/>
         </w:rPr>
-        <w:t xml:space="preserve">Powers and Exponents — Homework</w:t>
+        <w:t xml:space="preserve">Explore Numerical Expressions with Exponents — Homework</w:t>
       </w:r>
     </w:p>
     <w:p>
@@ -24,7 +24,7 @@
           <w:i/>
           <w:iCs/>
         </w:rPr>
-        <w:t xml:space="preserve">Lesson 6-1  •  Standard 6.AT.5</w:t>
+        <w:t xml:space="preserve">Lesson 6-3  •  Standard 6.AT.5</w:t>
       </w:r>
     </w:p>
     <w:p>
@@ -161,10 +161,10 @@
           <w:b/>
           <w:bCs/>
         </w:rPr>
-        <w:t xml:space="preserve">Exponent (Exponente)</w:t>
-      </w:r>
-      <w:r>
-        <w:t xml:space="preserve"> — A small number that tells how many times to multiply the number by itself.</w:t>
+        <w:t xml:space="preserve">Powers and Exponents (Potencias y exponentes)</w:t>
+      </w:r>
+      <w:r>
+        <w:t xml:space="preserve"> — A power uses a base and an exponent to show repeated multiplication.</w:t>
       </w:r>
     </w:p>
     <w:p>
@@ -224,73 +224,10 @@
           <w:b/>
           <w:bCs/>
         </w:rPr>
-        <w:t xml:space="preserve">Base (Base)</w:t>
-      </w:r>
-      <w:r>
-        <w:t xml:space="preserve"> — The number that gets multiplied by itself.</w:t>
-      </w:r>
-    </w:p>
-    <w:p>
-      <w:pPr>
-        <w:keepNext/>
-        <w:spacing w:after="20" w:before="80"/>
-        <w:jc w:val="center"/>
-      </w:pPr>
-      <w:r>
-        <w:drawing>
-          <wp:inline distT="0" distB="0" distL="0" distR="0">
-            <wp:extent cx="1047750" cy="790575"/>
-            <wp:effectExtent t="0" r="0" b="0" l="0"/>
-            <wp:docPr id="1" name="" descr="" title=""/>
-            <wp:cNvGraphicFramePr>
-              <a:graphicFrameLocks xmlns:a="http://schemas.openxmlformats.org/drawingml/2006/main" noChangeAspect="1"/>
-            </wp:cNvGraphicFramePr>
-            <a:graphic xmlns:a="http://schemas.openxmlformats.org/drawingml/2006/main">
-              <a:graphicData uri="http://schemas.openxmlformats.org/drawingml/2006/picture">
-                <pic:pic xmlns:pic="http://schemas.openxmlformats.org/drawingml/2006/picture">
-                  <pic:nvPicPr>
-                    <pic:cNvPr id="0" name="" descr=""/>
-                    <pic:cNvPicPr>
-                      <a:picLocks noChangeAspect="1" noChangeArrowheads="1"/>
-                    </pic:cNvPicPr>
-                  </pic:nvPicPr>
-                  <pic:blipFill>
-                    <a:blip r:embed="rId7" cstate="none"/>
-                    <a:srcRect/>
-                    <a:stretch>
-                      <a:fillRect/>
-                    </a:stretch>
-                  </pic:blipFill>
-                  <pic:spPr bwMode="auto">
-                    <a:xfrm>
-                      <a:off x="0" y="0"/>
-                      <a:ext cx="1047750" cy="790575"/>
-                    </a:xfrm>
-                    <a:prstGeom prst="rect">
-                      <a:avLst/>
-                    </a:prstGeom>
-                  </pic:spPr>
-                </pic:pic>
-              </a:graphicData>
-            </a:graphic>
-          </wp:inline>
-        </w:drawing>
-      </w:r>
-    </w:p>
-    <w:p>
-      <w:pPr>
-        <w:keepNext/>
-        <w:spacing w:after="120"/>
-      </w:pPr>
-      <w:r>
-        <w:rPr>
-          <w:b/>
-          <w:bCs/>
-        </w:rPr>
-        <w:t xml:space="preserve">Power (Potencia)</w:t>
-      </w:r>
-      <w:r>
-        <w:t xml:space="preserve"> — A number written with a base and an exponent, like 2³.</w:t>
+        <w:t xml:space="preserve">Exponent (Exponente)</w:t>
+      </w:r>
+      <w:r>
+        <w:t xml:space="preserve"> — A small number that tells how many times to multiply a number by itself.</w:t>
       </w:r>
     </w:p>
     <w:p>
@@ -350,10 +287,136 @@
           <w:b/>
           <w:bCs/>
         </w:rPr>
+        <w:t xml:space="preserve">Base (Base)</w:t>
+      </w:r>
+      <w:r>
+        <w:t xml:space="preserve"> — The number that gets multiplied by itself.</w:t>
+      </w:r>
+    </w:p>
+    <w:p>
+      <w:pPr>
+        <w:keepNext/>
+        <w:spacing w:after="20" w:before="80"/>
+        <w:jc w:val="center"/>
+      </w:pPr>
+      <w:r>
+        <w:drawing>
+          <wp:inline distT="0" distB="0" distL="0" distR="0">
+            <wp:extent cx="1047750" cy="790575"/>
+            <wp:effectExtent t="0" r="0" b="0" l="0"/>
+            <wp:docPr id="1" name="" descr="" title=""/>
+            <wp:cNvGraphicFramePr>
+              <a:graphicFrameLocks xmlns:a="http://schemas.openxmlformats.org/drawingml/2006/main" noChangeAspect="1"/>
+            </wp:cNvGraphicFramePr>
+            <a:graphic xmlns:a="http://schemas.openxmlformats.org/drawingml/2006/main">
+              <a:graphicData uri="http://schemas.openxmlformats.org/drawingml/2006/picture">
+                <pic:pic xmlns:pic="http://schemas.openxmlformats.org/drawingml/2006/picture">
+                  <pic:nvPicPr>
+                    <pic:cNvPr id="0" name="" descr=""/>
+                    <pic:cNvPicPr>
+                      <a:picLocks noChangeAspect="1" noChangeArrowheads="1"/>
+                    </pic:cNvPicPr>
+                  </pic:nvPicPr>
+                  <pic:blipFill>
+                    <a:blip r:embed="rId8" cstate="none"/>
+                    <a:srcRect/>
+                    <a:stretch>
+                      <a:fillRect/>
+                    </a:stretch>
+                  </pic:blipFill>
+                  <pic:spPr bwMode="auto">
+                    <a:xfrm>
+                      <a:off x="0" y="0"/>
+                      <a:ext cx="1047750" cy="790575"/>
+                    </a:xfrm>
+                    <a:prstGeom prst="rect">
+                      <a:avLst/>
+                    </a:prstGeom>
+                  </pic:spPr>
+                </pic:pic>
+              </a:graphicData>
+            </a:graphic>
+          </wp:inline>
+        </w:drawing>
+      </w:r>
+    </w:p>
+    <w:p>
+      <w:pPr>
+        <w:keepNext/>
+        <w:spacing w:after="120"/>
+      </w:pPr>
+      <w:r>
+        <w:rPr>
+          <w:b/>
+          <w:bCs/>
+        </w:rPr>
+        <w:t xml:space="preserve">Power (Potencia)</w:t>
+      </w:r>
+      <w:r>
+        <w:t xml:space="preserve"> — A number written with a base and an exponent, like 2³.</w:t>
+      </w:r>
+    </w:p>
+    <w:p>
+      <w:pPr>
+        <w:keepNext/>
+        <w:spacing w:after="20" w:before="80"/>
+        <w:jc w:val="center"/>
+      </w:pPr>
+      <w:r>
+        <w:drawing>
+          <wp:inline distT="0" distB="0" distL="0" distR="0">
+            <wp:extent cx="1047750" cy="790575"/>
+            <wp:effectExtent t="0" r="0" b="0" l="0"/>
+            <wp:docPr id="1" name="" descr="" title=""/>
+            <wp:cNvGraphicFramePr>
+              <a:graphicFrameLocks xmlns:a="http://schemas.openxmlformats.org/drawingml/2006/main" noChangeAspect="1"/>
+            </wp:cNvGraphicFramePr>
+            <a:graphic xmlns:a="http://schemas.openxmlformats.org/drawingml/2006/main">
+              <a:graphicData uri="http://schemas.openxmlformats.org/drawingml/2006/picture">
+                <pic:pic xmlns:pic="http://schemas.openxmlformats.org/drawingml/2006/picture">
+                  <pic:nvPicPr>
+                    <pic:cNvPr id="0" name="" descr=""/>
+                    <pic:cNvPicPr>
+                      <a:picLocks noChangeAspect="1" noChangeArrowheads="1"/>
+                    </pic:cNvPicPr>
+                  </pic:nvPicPr>
+                  <pic:blipFill>
+                    <a:blip r:embed="rId10" cstate="none"/>
+                    <a:srcRect/>
+                    <a:stretch>
+                      <a:fillRect/>
+                    </a:stretch>
+                  </pic:blipFill>
+                  <pic:spPr bwMode="auto">
+                    <a:xfrm>
+                      <a:off x="0" y="0"/>
+                      <a:ext cx="1047750" cy="790575"/>
+                    </a:xfrm>
+                    <a:prstGeom prst="rect">
+                      <a:avLst/>
+                    </a:prstGeom>
+                  </pic:spPr>
+                </pic:pic>
+              </a:graphicData>
+            </a:graphic>
+          </wp:inline>
+        </w:drawing>
+      </w:r>
+    </w:p>
+    <w:p>
+      <w:pPr>
+        <w:keepNext/>
+        <w:spacing w:after="120"/>
+      </w:pPr>
+      <w:r>
+        <w:rPr>
+          <w:b/>
+          <w:bCs/>
+        </w:rPr>
         <w:t xml:space="preserve">Evaluate (Evaluar)</w:t>
       </w:r>
       <w:r>
-        <w:t xml:space="preserve"> — To find the value of an expression.</w:t>
+        <w:t xml:space="preserve"> — To find the value by putting numbers in for the letters.</w:t>
       </w:r>
     </w:p>
     <w:p>
@@ -1052,7 +1115,7 @@
           <w:b/>
           <w:bCs/>
         </w:rPr>
-        <w:t xml:space="preserve">6. onLevel — Spot the Common Mistake</w:t>
+        <w:t xml:space="preserve">6. Spot the Common Mistake</w:t>
       </w:r>
     </w:p>
     <w:p>
@@ -1635,7 +1698,7 @@
           <w:b/>
           <w:bCs/>
         </w:rPr>
-        <w:t xml:space="preserve">6. onLevel — Spot the Common Mistake</w:t>
+        <w:t xml:space="preserve">6. Spot the Common Mistake</w:t>
       </w:r>
     </w:p>
     <w:p>
@@ -1652,6 +1715,14 @@
       </w:pPr>
       <w:r>
         <w:t xml:space="preserve">     Correct work: 2⁴ does NOT mean 2 × 4. The exponent 4 tells you to use the base 2 as a factor 4 times: 2 × 2 × 2 × 2 = 16. So 2⁴ = 16, not 8.</w:t>
+      </w:r>
+    </w:p>
+    <w:p>
+      <w:pPr>
+        <w:spacing w:after="80" w:before="0"/>
+      </w:pPr>
+      <w:r>
+        <w:t xml:space="preserve">     Watch for: The "Student's thinking" step turns 2⁴ into 2 × 4. The exponent 4 is a count, not a factor: it says to use the base 2 four times, giving 2 × 2 × 2 × 2. Doubling step by step gives 2, 4, 8, 16, so 2⁴ = 16, not 8.</w:t>
       </w:r>
     </w:p>
     <w:p>
